--- a/docs/quarto/index.docx
+++ b/docs/quarto/index.docx
@@ -414,17 +414,6 @@
     <w:p>
       <w:pPr>
         <w:numPr>
-          <w:ilvl w:val="2"/>
-          <w:numId w:val="1010"/>
-        </w:numPr>
-      </w:pPr>
-      <w:r>
-        <w:t xml:space="preserve">Discharge disposition</w:t>
-      </w:r>
-    </w:p>
-    <w:p>
-      <w:pPr>
-        <w:numPr>
           <w:ilvl w:val="0"/>
           <w:numId w:val="1001"/>
         </w:numPr>
@@ -8158,7 +8147,7 @@
                 <w:rFonts w:ascii="Calibri" w:hAnsi="Calibri"/>
                 <w:sz w:val="20"/>
               </w:rPr>
-              <w:t xml:space="default">0.54, 0.63</w:t>
+              <w:t xml:space="default">0.54, 0.62</w:t>
             </w:r>
           </w:p>
         </w:tc>
@@ -8562,7 +8551,7 @@
                 <w:rFonts w:ascii="Calibri" w:hAnsi="Calibri"/>
                 <w:sz w:val="20"/>
               </w:rPr>
-              <w:t xml:space="default">0.81, 0.90</w:t>
+              <w:t xml:space="default">0.80, 0.90</w:t>
             </w:r>
           </w:p>
         </w:tc>
@@ -9120,309 +9109,6 @@
                 <w:rFonts w:ascii="Calibri" w:hAnsi="Calibri"/>
                 <w:sz w:val="20"/>
               </w:rPr>
-              <w:t xml:space="default">Discharged to Non-Home Setting</w:t>
-            </w:r>
-          </w:p>
-        </w:tc>
-        <w:tc>
-          <w:tcPr>
-            <w:tcBorders>
-              <w:top w:val="single" w:space="0" w:color="D3D3D3"/>
-              <w:bottom w:val="single" w:space="0" w:color="D3D3D3"/>
-              <w:start w:val="single" w:space="0" w:color="D3D3D3"/>
-              <w:end w:val="single" w:space="0" w:color="D3D3D3"/>
-            </w:tcBorders>
-          </w:tcPr>
-          <w:p>
-            <w:pPr>
-              <w:spacing w:before="0" w:after="60"/>
-              <w:keepNext/>
-              <w:jc w:val="center"/>
-            </w:pPr>
-            <w:r>
-              <w:rPr>
-                <w:rFonts w:ascii="Calibri" w:hAnsi="Calibri"/>
-                <w:sz w:val="20"/>
-              </w:rPr>
-              <w:t xml:space="default"/>
-            </w:r>
-          </w:p>
-        </w:tc>
-        <w:tc>
-          <w:tcPr>
-            <w:tcBorders>
-              <w:top w:val="single" w:space="0" w:color="D3D3D3"/>
-              <w:bottom w:val="single" w:space="0" w:color="D3D3D3"/>
-              <w:start w:val="single" w:space="0" w:color="D3D3D3"/>
-              <w:end w:val="single" w:space="0" w:color="D3D3D3"/>
-            </w:tcBorders>
-          </w:tcPr>
-          <w:p>
-            <w:pPr>
-              <w:spacing w:before="0" w:after="60"/>
-              <w:keepNext/>
-              <w:jc w:val="center"/>
-            </w:pPr>
-            <w:r>
-              <w:rPr>
-                <w:rFonts w:ascii="Calibri" w:hAnsi="Calibri"/>
-                <w:sz w:val="20"/>
-              </w:rPr>
-              <w:t xml:space="default"/>
-            </w:r>
-          </w:p>
-        </w:tc>
-        <w:tc>
-          <w:tcPr>
-            <w:tcBorders>
-              <w:top w:val="single" w:space="0" w:color="D3D3D3"/>
-              <w:bottom w:val="single" w:space="0" w:color="D3D3D3"/>
-              <w:start w:val="single" w:space="0" w:color="D3D3D3"/>
-              <w:end w:val="single" w:space="0" w:color="D3D3D3"/>
-            </w:tcBorders>
-          </w:tcPr>
-          <w:p>
-            <w:pPr>
-              <w:spacing w:before="0" w:after="60"/>
-              <w:keepNext/>
-              <w:jc w:val="center"/>
-            </w:pPr>
-            <w:r>
-              <w:rPr>
-                <w:rFonts w:ascii="Calibri" w:hAnsi="Calibri"/>
-                <w:sz w:val="20"/>
-              </w:rPr>
-              <w:t xml:space="default"/>
-            </w:r>
-          </w:p>
-        </w:tc>
-      </w:tr>
-      <w:tr>
-        <w:trPr>
-          <w:cantSplit/>
-        </w:trPr>
-        <w:tc>
-          <w:tcPr>
-            <w:tcBorders>
-              <w:top w:val="single" w:space="0" w:color="D3D3D3"/>
-              <w:bottom w:val="single" w:space="0" w:color="D3D3D3"/>
-              <w:start w:val="single" w:space="0" w:color="D3D3D3"/>
-              <w:end w:val="single" w:space="0" w:color="D3D3D3"/>
-            </w:tcBorders>
-          </w:tcPr>
-          <w:p>
-            <w:pPr>
-              <w:spacing w:before="0" w:after="60"/>
-              <w:keepNext/>
-              <w:jc w:val="start"/>
-            </w:pPr>
-            <w:r>
-              <w:rPr>
-                <w:rFonts w:ascii="Calibri" w:hAnsi="Calibri"/>
-                <w:sz w:val="20"/>
-              </w:rPr>
-              <w:t xml:space="default">    No</w:t>
-            </w:r>
-          </w:p>
-        </w:tc>
-        <w:tc>
-          <w:tcPr>
-            <w:tcBorders>
-              <w:top w:val="single" w:space="0" w:color="D3D3D3"/>
-              <w:bottom w:val="single" w:space="0" w:color="D3D3D3"/>
-              <w:start w:val="single" w:space="0" w:color="D3D3D3"/>
-              <w:end w:val="single" w:space="0" w:color="D3D3D3"/>
-            </w:tcBorders>
-          </w:tcPr>
-          <w:p>
-            <w:pPr>
-              <w:spacing w:before="0" w:after="60"/>
-              <w:keepNext/>
-              <w:jc w:val="center"/>
-            </w:pPr>
-            <w:r>
-              <w:rPr>
-                <w:rFonts w:ascii="Calibri" w:hAnsi="Calibri"/>
-                <w:sz w:val="20"/>
-              </w:rPr>
-              <w:t xml:space="default">—</w:t>
-            </w:r>
-          </w:p>
-        </w:tc>
-        <w:tc>
-          <w:tcPr>
-            <w:tcBorders>
-              <w:top w:val="single" w:space="0" w:color="D3D3D3"/>
-              <w:bottom w:val="single" w:space="0" w:color="D3D3D3"/>
-              <w:start w:val="single" w:space="0" w:color="D3D3D3"/>
-              <w:end w:val="single" w:space="0" w:color="D3D3D3"/>
-            </w:tcBorders>
-          </w:tcPr>
-          <w:p>
-            <w:pPr>
-              <w:spacing w:before="0" w:after="60"/>
-              <w:keepNext/>
-              <w:jc w:val="center"/>
-            </w:pPr>
-            <w:r>
-              <w:rPr>
-                <w:rFonts w:ascii="Calibri" w:hAnsi="Calibri"/>
-                <w:sz w:val="20"/>
-              </w:rPr>
-              <w:t xml:space="default">—</w:t>
-            </w:r>
-          </w:p>
-        </w:tc>
-        <w:tc>
-          <w:tcPr>
-            <w:tcBorders>
-              <w:top w:val="single" w:space="0" w:color="D3D3D3"/>
-              <w:bottom w:val="single" w:space="0" w:color="D3D3D3"/>
-              <w:start w:val="single" w:space="0" w:color="D3D3D3"/>
-              <w:end w:val="single" w:space="0" w:color="D3D3D3"/>
-            </w:tcBorders>
-          </w:tcPr>
-          <w:p>
-            <w:pPr>
-              <w:spacing w:before="0" w:after="60"/>
-              <w:keepNext/>
-              <w:jc w:val="center"/>
-            </w:pPr>
-            <w:r>
-              <w:rPr>
-                <w:rFonts w:ascii="Calibri" w:hAnsi="Calibri"/>
-                <w:sz w:val="20"/>
-              </w:rPr>
-              <w:t xml:space="default"/>
-            </w:r>
-          </w:p>
-        </w:tc>
-      </w:tr>
-      <w:tr>
-        <w:trPr>
-          <w:cantSplit/>
-        </w:trPr>
-        <w:tc>
-          <w:tcPr>
-            <w:tcBorders>
-              <w:top w:val="single" w:space="0" w:color="D3D3D3"/>
-              <w:bottom w:val="single" w:space="0" w:color="D3D3D3"/>
-              <w:start w:val="single" w:space="0" w:color="D3D3D3"/>
-              <w:end w:val="single" w:space="0" w:color="D3D3D3"/>
-            </w:tcBorders>
-          </w:tcPr>
-          <w:p>
-            <w:pPr>
-              <w:spacing w:before="0" w:after="60"/>
-              <w:keepNext/>
-              <w:jc w:val="start"/>
-            </w:pPr>
-            <w:r>
-              <w:rPr>
-                <w:rFonts w:ascii="Calibri" w:hAnsi="Calibri"/>
-                <w:sz w:val="20"/>
-              </w:rPr>
-              <w:t xml:space="default">    Yes</w:t>
-            </w:r>
-          </w:p>
-        </w:tc>
-        <w:tc>
-          <w:tcPr>
-            <w:tcBorders>
-              <w:top w:val="single" w:space="0" w:color="D3D3D3"/>
-              <w:bottom w:val="single" w:space="0" w:color="D3D3D3"/>
-              <w:start w:val="single" w:space="0" w:color="D3D3D3"/>
-              <w:end w:val="single" w:space="0" w:color="D3D3D3"/>
-            </w:tcBorders>
-          </w:tcPr>
-          <w:p>
-            <w:pPr>
-              <w:spacing w:before="0" w:after="60"/>
-              <w:keepNext/>
-              <w:jc w:val="center"/>
-            </w:pPr>
-            <w:r>
-              <w:rPr>
-                <w:rFonts w:ascii="Calibri" w:hAnsi="Calibri"/>
-                <w:sz w:val="20"/>
-              </w:rPr>
-              <w:t xml:space="default">1.03</w:t>
-            </w:r>
-          </w:p>
-        </w:tc>
-        <w:tc>
-          <w:tcPr>
-            <w:tcBorders>
-              <w:top w:val="single" w:space="0" w:color="D3D3D3"/>
-              <w:bottom w:val="single" w:space="0" w:color="D3D3D3"/>
-              <w:start w:val="single" w:space="0" w:color="D3D3D3"/>
-              <w:end w:val="single" w:space="0" w:color="D3D3D3"/>
-            </w:tcBorders>
-          </w:tcPr>
-          <w:p>
-            <w:pPr>
-              <w:spacing w:before="0" w:after="60"/>
-              <w:keepNext/>
-              <w:jc w:val="center"/>
-            </w:pPr>
-            <w:r>
-              <w:rPr>
-                <w:rFonts w:ascii="Calibri" w:hAnsi="Calibri"/>
-                <w:sz w:val="20"/>
-              </w:rPr>
-              <w:t xml:space="default">0.98, 1.08</w:t>
-            </w:r>
-          </w:p>
-        </w:tc>
-        <w:tc>
-          <w:tcPr>
-            <w:tcBorders>
-              <w:top w:val="single" w:space="0" w:color="D3D3D3"/>
-              <w:bottom w:val="single" w:space="0" w:color="D3D3D3"/>
-              <w:start w:val="single" w:space="0" w:color="D3D3D3"/>
-              <w:end w:val="single" w:space="0" w:color="D3D3D3"/>
-            </w:tcBorders>
-          </w:tcPr>
-          <w:p>
-            <w:pPr>
-              <w:spacing w:before="0" w:after="60"/>
-              <w:keepNext/>
-              <w:jc w:val="center"/>
-            </w:pPr>
-            <w:r>
-              <w:rPr>
-                <w:rFonts w:ascii="Calibri" w:hAnsi="Calibri"/>
-                <w:sz w:val="20"/>
-              </w:rPr>
-              <w:t xml:space="default">0.2</w:t>
-            </w:r>
-          </w:p>
-        </w:tc>
-      </w:tr>
-      <w:tr>
-        <w:trPr>
-          <w:cantSplit/>
-        </w:trPr>
-        <w:tc>
-          <w:tcPr>
-            <w:tcBorders>
-              <w:top w:val="single" w:space="0" w:color="D3D3D3"/>
-              <w:bottom w:val="single" w:space="0" w:color="D3D3D3"/>
-              <w:start w:val="single" w:space="0" w:color="D3D3D3"/>
-              <w:end w:val="single" w:space="0" w:color="D3D3D3"/>
-            </w:tcBorders>
-          </w:tcPr>
-          <w:p>
-            <w:pPr>
-              <w:spacing w:before="0" w:after="60"/>
-              <w:keepNext/>
-              <w:jc w:val="start"/>
-            </w:pPr>
-            <w:r>
-              <w:rPr>
-                <w:rFonts w:ascii="Calibri" w:hAnsi="Calibri"/>
-                <w:sz w:val="20"/>
-              </w:rPr>
               <w:t xml:space="default">Charlson's comorbidity index</w:t>
             </w:r>
           </w:p>
@@ -9447,7 +9133,7 @@
                 <w:rFonts w:ascii="Calibri" w:hAnsi="Calibri"/>
                 <w:sz w:val="20"/>
               </w:rPr>
-              <w:t xml:space="default">1.08</w:t>
+              <w:t xml:space="default">1.09</w:t>
             </w:r>
           </w:p>
         </w:tc>
@@ -9896,55 +9582,55 @@
                 <w:rFonts w:ascii="Calibri" w:hAnsi="Calibri"/>
                 <w:sz w:val="20"/>
               </w:rPr>
-              <w:t xml:space="default">1.20</w:t>
-            </w:r>
-          </w:p>
-        </w:tc>
-        <w:tc>
-          <w:tcPr>
-            <w:tcBorders>
-              <w:top w:val="single" w:space="0" w:color="D3D3D3"/>
-              <w:bottom w:val="single" w:space="0" w:color="D3D3D3"/>
-              <w:start w:val="single" w:space="0" w:color="D3D3D3"/>
-              <w:end w:val="single" w:space="0" w:color="D3D3D3"/>
-            </w:tcBorders>
-          </w:tcPr>
-          <w:p>
-            <w:pPr>
-              <w:spacing w:before="0" w:after="60"/>
-              <w:keepNext/>
-              <w:jc w:val="center"/>
-            </w:pPr>
-            <w:r>
-              <w:rPr>
-                <w:rFonts w:ascii="Calibri" w:hAnsi="Calibri"/>
-                <w:sz w:val="20"/>
-              </w:rPr>
-              <w:t xml:space="default">1.09, 1.32</w:t>
-            </w:r>
-          </w:p>
-        </w:tc>
-        <w:tc>
-          <w:tcPr>
-            <w:tcBorders>
-              <w:top w:val="single" w:space="0" w:color="D3D3D3"/>
-              <w:bottom w:val="single" w:space="0" w:color="D3D3D3"/>
-              <w:start w:val="single" w:space="0" w:color="D3D3D3"/>
-              <w:end w:val="single" w:space="0" w:color="D3D3D3"/>
-            </w:tcBorders>
-          </w:tcPr>
-          <w:p>
-            <w:pPr>
-              <w:spacing w:before="0" w:after="60"/>
-              <w:keepNext/>
-              <w:jc w:val="center"/>
-            </w:pPr>
-            <w:r>
-              <w:rPr>
-                <w:rFonts w:ascii="Calibri" w:hAnsi="Calibri"/>
-                <w:sz w:val="20"/>
-              </w:rPr>
-              <w:t xml:space="default">&lt;0.001</w:t>
+              <w:t xml:space="default">1.11</w:t>
+            </w:r>
+          </w:p>
+        </w:tc>
+        <w:tc>
+          <w:tcPr>
+            <w:tcBorders>
+              <w:top w:val="single" w:space="0" w:color="D3D3D3"/>
+              <w:bottom w:val="single" w:space="0" w:color="D3D3D3"/>
+              <w:start w:val="single" w:space="0" w:color="D3D3D3"/>
+              <w:end w:val="single" w:space="0" w:color="D3D3D3"/>
+            </w:tcBorders>
+          </w:tcPr>
+          <w:p>
+            <w:pPr>
+              <w:spacing w:before="0" w:after="60"/>
+              <w:keepNext/>
+              <w:jc w:val="center"/>
+            </w:pPr>
+            <w:r>
+              <w:rPr>
+                <w:rFonts w:ascii="Calibri" w:hAnsi="Calibri"/>
+                <w:sz w:val="20"/>
+              </w:rPr>
+              <w:t xml:space="default">1.02, 1.20</w:t>
+            </w:r>
+          </w:p>
+        </w:tc>
+        <w:tc>
+          <w:tcPr>
+            <w:tcBorders>
+              <w:top w:val="single" w:space="0" w:color="D3D3D3"/>
+              <w:bottom w:val="single" w:space="0" w:color="D3D3D3"/>
+              <w:start w:val="single" w:space="0" w:color="D3D3D3"/>
+              <w:end w:val="single" w:space="0" w:color="D3D3D3"/>
+            </w:tcBorders>
+          </w:tcPr>
+          <w:p>
+            <w:pPr>
+              <w:spacing w:before="0" w:after="60"/>
+              <w:keepNext/>
+              <w:jc w:val="center"/>
+            </w:pPr>
+            <w:r>
+              <w:rPr>
+                <w:rFonts w:ascii="Calibri" w:hAnsi="Calibri"/>
+                <w:sz w:val="20"/>
+              </w:rPr>
+              <w:t xml:space="default">0.019</w:t>
             </w:r>
           </w:p>
         </w:tc>
@@ -9997,55 +9683,55 @@
                 <w:rFonts w:ascii="Calibri" w:hAnsi="Calibri"/>
                 <w:sz w:val="20"/>
               </w:rPr>
-              <w:t xml:space="default">1.01</w:t>
-            </w:r>
-          </w:p>
-        </w:tc>
-        <w:tc>
-          <w:tcPr>
-            <w:tcBorders>
-              <w:top w:val="single" w:space="0" w:color="D3D3D3"/>
-              <w:bottom w:val="single" w:space="0" w:color="D3D3D3"/>
-              <w:start w:val="single" w:space="0" w:color="D3D3D3"/>
-              <w:end w:val="single" w:space="0" w:color="D3D3D3"/>
-            </w:tcBorders>
-          </w:tcPr>
-          <w:p>
-            <w:pPr>
-              <w:spacing w:before="0" w:after="60"/>
-              <w:keepNext/>
-              <w:jc w:val="center"/>
-            </w:pPr>
-            <w:r>
-              <w:rPr>
-                <w:rFonts w:ascii="Calibri" w:hAnsi="Calibri"/>
-                <w:sz w:val="20"/>
-              </w:rPr>
-              <w:t xml:space="default">1.00, 1.01</w:t>
-            </w:r>
-          </w:p>
-        </w:tc>
-        <w:tc>
-          <w:tcPr>
-            <w:tcBorders>
-              <w:top w:val="single" w:space="0" w:color="D3D3D3"/>
-              <w:bottom w:val="single" w:space="0" w:color="D3D3D3"/>
-              <w:start w:val="single" w:space="0" w:color="D3D3D3"/>
-              <w:end w:val="single" w:space="0" w:color="D3D3D3"/>
-            </w:tcBorders>
-          </w:tcPr>
-          <w:p>
-            <w:pPr>
-              <w:spacing w:before="0" w:after="60"/>
-              <w:keepNext/>
-              <w:jc w:val="center"/>
-            </w:pPr>
-            <w:r>
-              <w:rPr>
-                <w:rFonts w:ascii="Calibri" w:hAnsi="Calibri"/>
-                <w:sz w:val="20"/>
-              </w:rPr>
-              <w:t xml:space="default">0.007</w:t>
+              <w:t xml:space="default">1.03</w:t>
+            </w:r>
+          </w:p>
+        </w:tc>
+        <w:tc>
+          <w:tcPr>
+            <w:tcBorders>
+              <w:top w:val="single" w:space="0" w:color="D3D3D3"/>
+              <w:bottom w:val="single" w:space="0" w:color="D3D3D3"/>
+              <w:start w:val="single" w:space="0" w:color="D3D3D3"/>
+              <w:end w:val="single" w:space="0" w:color="D3D3D3"/>
+            </w:tcBorders>
+          </w:tcPr>
+          <w:p>
+            <w:pPr>
+              <w:spacing w:before="0" w:after="60"/>
+              <w:keepNext/>
+              <w:jc w:val="center"/>
+            </w:pPr>
+            <w:r>
+              <w:rPr>
+                <w:rFonts w:ascii="Calibri" w:hAnsi="Calibri"/>
+                <w:sz w:val="20"/>
+              </w:rPr>
+              <w:t xml:space="default">1.02, 1.03</w:t>
+            </w:r>
+          </w:p>
+        </w:tc>
+        <w:tc>
+          <w:tcPr>
+            <w:tcBorders>
+              <w:top w:val="single" w:space="0" w:color="D3D3D3"/>
+              <w:bottom w:val="single" w:space="0" w:color="D3D3D3"/>
+              <w:start w:val="single" w:space="0" w:color="D3D3D3"/>
+              <w:end w:val="single" w:space="0" w:color="D3D3D3"/>
+            </w:tcBorders>
+          </w:tcPr>
+          <w:p>
+            <w:pPr>
+              <w:spacing w:before="0" w:after="60"/>
+              <w:keepNext/>
+              <w:jc w:val="center"/>
+            </w:pPr>
+            <w:r>
+              <w:rPr>
+                <w:rFonts w:ascii="Calibri" w:hAnsi="Calibri"/>
+                <w:sz w:val="20"/>
+              </w:rPr>
+              <w:t xml:space="default">&lt;0.001</w:t>
             </w:r>
           </w:p>
         </w:tc>
@@ -10300,55 +9986,55 @@
                 <w:rFonts w:ascii="Calibri" w:hAnsi="Calibri"/>
                 <w:sz w:val="20"/>
               </w:rPr>
-              <w:t xml:space="default">0.84</w:t>
-            </w:r>
-          </w:p>
-        </w:tc>
-        <w:tc>
-          <w:tcPr>
-            <w:tcBorders>
-              <w:top w:val="single" w:space="0" w:color="D3D3D3"/>
-              <w:bottom w:val="single" w:space="0" w:color="D3D3D3"/>
-              <w:start w:val="single" w:space="0" w:color="D3D3D3"/>
-              <w:end w:val="single" w:space="0" w:color="D3D3D3"/>
-            </w:tcBorders>
-          </w:tcPr>
-          <w:p>
-            <w:pPr>
-              <w:spacing w:before="0" w:after="60"/>
-              <w:keepNext/>
-              <w:jc w:val="center"/>
-            </w:pPr>
-            <w:r>
-              <w:rPr>
-                <w:rFonts w:ascii="Calibri" w:hAnsi="Calibri"/>
-                <w:sz w:val="20"/>
-              </w:rPr>
-              <w:t xml:space="default">0.78, 0.91</w:t>
-            </w:r>
-          </w:p>
-        </w:tc>
-        <w:tc>
-          <w:tcPr>
-            <w:tcBorders>
-              <w:top w:val="single" w:space="0" w:color="D3D3D3"/>
-              <w:bottom w:val="single" w:space="0" w:color="D3D3D3"/>
-              <w:start w:val="single" w:space="0" w:color="D3D3D3"/>
-              <w:end w:val="single" w:space="0" w:color="D3D3D3"/>
-            </w:tcBorders>
-          </w:tcPr>
-          <w:p>
-            <w:pPr>
-              <w:spacing w:before="0" w:after="60"/>
-              <w:keepNext/>
-              <w:jc w:val="center"/>
-            </w:pPr>
-            <w:r>
-              <w:rPr>
-                <w:rFonts w:ascii="Calibri" w:hAnsi="Calibri"/>
-                <w:sz w:val="20"/>
-              </w:rPr>
-              <w:t xml:space="default">&lt;0.001</w:t>
+              <w:t xml:space="default">0.92</w:t>
+            </w:r>
+          </w:p>
+        </w:tc>
+        <w:tc>
+          <w:tcPr>
+            <w:tcBorders>
+              <w:top w:val="single" w:space="0" w:color="D3D3D3"/>
+              <w:bottom w:val="single" w:space="0" w:color="D3D3D3"/>
+              <w:start w:val="single" w:space="0" w:color="D3D3D3"/>
+              <w:end w:val="single" w:space="0" w:color="D3D3D3"/>
+            </w:tcBorders>
+          </w:tcPr>
+          <w:p>
+            <w:pPr>
+              <w:spacing w:before="0" w:after="60"/>
+              <w:keepNext/>
+              <w:jc w:val="center"/>
+            </w:pPr>
+            <w:r>
+              <w:rPr>
+                <w:rFonts w:ascii="Calibri" w:hAnsi="Calibri"/>
+                <w:sz w:val="20"/>
+              </w:rPr>
+              <w:t xml:space="default">0.86, 0.99</w:t>
+            </w:r>
+          </w:p>
+        </w:tc>
+        <w:tc>
+          <w:tcPr>
+            <w:tcBorders>
+              <w:top w:val="single" w:space="0" w:color="D3D3D3"/>
+              <w:bottom w:val="single" w:space="0" w:color="D3D3D3"/>
+              <w:start w:val="single" w:space="0" w:color="D3D3D3"/>
+              <w:end w:val="single" w:space="0" w:color="D3D3D3"/>
+            </w:tcBorders>
+          </w:tcPr>
+          <w:p>
+            <w:pPr>
+              <w:spacing w:before="0" w:after="60"/>
+              <w:keepNext/>
+              <w:jc w:val="center"/>
+            </w:pPr>
+            <w:r>
+              <w:rPr>
+                <w:rFonts w:ascii="Calibri" w:hAnsi="Calibri"/>
+                <w:sz w:val="20"/>
+              </w:rPr>
+              <w:t xml:space="default">0.026</w:t>
             </w:r>
           </w:p>
         </w:tc>
@@ -10603,55 +10289,55 @@
                 <w:rFonts w:ascii="Calibri" w:hAnsi="Calibri"/>
                 <w:sz w:val="20"/>
               </w:rPr>
-              <w:t xml:space="default">1.16</w:t>
-            </w:r>
-          </w:p>
-        </w:tc>
-        <w:tc>
-          <w:tcPr>
-            <w:tcBorders>
-              <w:top w:val="single" w:space="0" w:color="D3D3D3"/>
-              <w:bottom w:val="single" w:space="0" w:color="D3D3D3"/>
-              <w:start w:val="single" w:space="0" w:color="D3D3D3"/>
-              <w:end w:val="single" w:space="0" w:color="D3D3D3"/>
-            </w:tcBorders>
-          </w:tcPr>
-          <w:p>
-            <w:pPr>
-              <w:spacing w:before="0" w:after="60"/>
-              <w:keepNext/>
-              <w:jc w:val="center"/>
-            </w:pPr>
-            <w:r>
-              <w:rPr>
-                <w:rFonts w:ascii="Calibri" w:hAnsi="Calibri"/>
-                <w:sz w:val="20"/>
-              </w:rPr>
-              <w:t xml:space="default">0.99, 1.36</w:t>
-            </w:r>
-          </w:p>
-        </w:tc>
-        <w:tc>
-          <w:tcPr>
-            <w:tcBorders>
-              <w:top w:val="single" w:space="0" w:color="D3D3D3"/>
-              <w:bottom w:val="single" w:space="0" w:color="D3D3D3"/>
-              <w:start w:val="single" w:space="0" w:color="D3D3D3"/>
-              <w:end w:val="single" w:space="0" w:color="D3D3D3"/>
-            </w:tcBorders>
-          </w:tcPr>
-          <w:p>
-            <w:pPr>
-              <w:spacing w:before="0" w:after="60"/>
-              <w:keepNext/>
-              <w:jc w:val="center"/>
-            </w:pPr>
-            <w:r>
-              <w:rPr>
-                <w:rFonts w:ascii="Calibri" w:hAnsi="Calibri"/>
-                <w:sz w:val="20"/>
-              </w:rPr>
-              <w:t xml:space="default">0.065</w:t>
+              <w:t xml:space="default">1.02</w:t>
+            </w:r>
+          </w:p>
+        </w:tc>
+        <w:tc>
+          <w:tcPr>
+            <w:tcBorders>
+              <w:top w:val="single" w:space="0" w:color="D3D3D3"/>
+              <w:bottom w:val="single" w:space="0" w:color="D3D3D3"/>
+              <w:start w:val="single" w:space="0" w:color="D3D3D3"/>
+              <w:end w:val="single" w:space="0" w:color="D3D3D3"/>
+            </w:tcBorders>
+          </w:tcPr>
+          <w:p>
+            <w:pPr>
+              <w:spacing w:before="0" w:after="60"/>
+              <w:keepNext/>
+              <w:jc w:val="center"/>
+            </w:pPr>
+            <w:r>
+              <w:rPr>
+                <w:rFonts w:ascii="Calibri" w:hAnsi="Calibri"/>
+                <w:sz w:val="20"/>
+              </w:rPr>
+              <w:t xml:space="default">0.88, 1.18</w:t>
+            </w:r>
+          </w:p>
+        </w:tc>
+        <w:tc>
+          <w:tcPr>
+            <w:tcBorders>
+              <w:top w:val="single" w:space="0" w:color="D3D3D3"/>
+              <w:bottom w:val="single" w:space="0" w:color="D3D3D3"/>
+              <w:start w:val="single" w:space="0" w:color="D3D3D3"/>
+              <w:end w:val="single" w:space="0" w:color="D3D3D3"/>
+            </w:tcBorders>
+          </w:tcPr>
+          <w:p>
+            <w:pPr>
+              <w:spacing w:before="0" w:after="60"/>
+              <w:keepNext/>
+              <w:jc w:val="center"/>
+            </w:pPr>
+            <w:r>
+              <w:rPr>
+                <w:rFonts w:ascii="Calibri" w:hAnsi="Calibri"/>
+                <w:sz w:val="20"/>
+              </w:rPr>
+              <w:t xml:space="default">0.8</w:t>
             </w:r>
           </w:p>
         </w:tc>
@@ -10704,31 +10390,31 @@
                 <w:rFonts w:ascii="Calibri" w:hAnsi="Calibri"/>
                 <w:sz w:val="20"/>
               </w:rPr>
-              <w:t xml:space="default">2.08</w:t>
-            </w:r>
-          </w:p>
-        </w:tc>
-        <w:tc>
-          <w:tcPr>
-            <w:tcBorders>
-              <w:top w:val="single" w:space="0" w:color="D3D3D3"/>
-              <w:bottom w:val="single" w:space="0" w:color="D3D3D3"/>
-              <w:start w:val="single" w:space="0" w:color="D3D3D3"/>
-              <w:end w:val="single" w:space="0" w:color="D3D3D3"/>
-            </w:tcBorders>
-          </w:tcPr>
-          <w:p>
-            <w:pPr>
-              <w:spacing w:before="0" w:after="60"/>
-              <w:keepNext/>
-              <w:jc w:val="center"/>
-            </w:pPr>
-            <w:r>
-              <w:rPr>
-                <w:rFonts w:ascii="Calibri" w:hAnsi="Calibri"/>
-                <w:sz w:val="20"/>
-              </w:rPr>
-              <w:t xml:space="default">1.71, 2.54</w:t>
+              <w:t xml:space="default">1.61</w:t>
+            </w:r>
+          </w:p>
+        </w:tc>
+        <w:tc>
+          <w:tcPr>
+            <w:tcBorders>
+              <w:top w:val="single" w:space="0" w:color="D3D3D3"/>
+              <w:bottom w:val="single" w:space="0" w:color="D3D3D3"/>
+              <w:start w:val="single" w:space="0" w:color="D3D3D3"/>
+              <w:end w:val="single" w:space="0" w:color="D3D3D3"/>
+            </w:tcBorders>
+          </w:tcPr>
+          <w:p>
+            <w:pPr>
+              <w:spacing w:before="0" w:after="60"/>
+              <w:keepNext/>
+              <w:jc w:val="center"/>
+            </w:pPr>
+            <w:r>
+              <w:rPr>
+                <w:rFonts w:ascii="Calibri" w:hAnsi="Calibri"/>
+                <w:sz w:val="20"/>
+              </w:rPr>
+              <w:t xml:space="default">1.35, 1.92</w:t>
             </w:r>
           </w:p>
         </w:tc>
@@ -10805,55 +10491,55 @@
                 <w:rFonts w:ascii="Calibri" w:hAnsi="Calibri"/>
                 <w:sz w:val="20"/>
               </w:rPr>
-              <w:t xml:space="default">1.96</w:t>
-            </w:r>
-          </w:p>
-        </w:tc>
-        <w:tc>
-          <w:tcPr>
-            <w:tcBorders>
-              <w:top w:val="single" w:space="0" w:color="D3D3D3"/>
-              <w:bottom w:val="single" w:space="0" w:color="D3D3D3"/>
-              <w:start w:val="single" w:space="0" w:color="D3D3D3"/>
-              <w:end w:val="single" w:space="0" w:color="D3D3D3"/>
-            </w:tcBorders>
-          </w:tcPr>
-          <w:p>
-            <w:pPr>
-              <w:spacing w:before="0" w:after="60"/>
-              <w:keepNext/>
-              <w:jc w:val="center"/>
-            </w:pPr>
-            <w:r>
-              <w:rPr>
-                <w:rFonts w:ascii="Calibri" w:hAnsi="Calibri"/>
-                <w:sz w:val="20"/>
-              </w:rPr>
-              <w:t xml:space="default">1.65, 2.33</w:t>
-            </w:r>
-          </w:p>
-        </w:tc>
-        <w:tc>
-          <w:tcPr>
-            <w:tcBorders>
-              <w:top w:val="single" w:space="0" w:color="D3D3D3"/>
-              <w:bottom w:val="single" w:space="0" w:color="D3D3D3"/>
-              <w:start w:val="single" w:space="0" w:color="D3D3D3"/>
-              <w:end w:val="single" w:space="0" w:color="D3D3D3"/>
-            </w:tcBorders>
-          </w:tcPr>
-          <w:p>
-            <w:pPr>
-              <w:spacing w:before="0" w:after="60"/>
-              <w:keepNext/>
-              <w:jc w:val="center"/>
-            </w:pPr>
-            <w:r>
-              <w:rPr>
-                <w:rFonts w:ascii="Calibri" w:hAnsi="Calibri"/>
-                <w:sz w:val="20"/>
-              </w:rPr>
-              <w:t xml:space="default">&lt;0.001</w:t>
+              <w:t xml:space="default">1.21</w:t>
+            </w:r>
+          </w:p>
+        </w:tc>
+        <w:tc>
+          <w:tcPr>
+            <w:tcBorders>
+              <w:top w:val="single" w:space="0" w:color="D3D3D3"/>
+              <w:bottom w:val="single" w:space="0" w:color="D3D3D3"/>
+              <w:start w:val="single" w:space="0" w:color="D3D3D3"/>
+              <w:end w:val="single" w:space="0" w:color="D3D3D3"/>
+            </w:tcBorders>
+          </w:tcPr>
+          <w:p>
+            <w:pPr>
+              <w:spacing w:before="0" w:after="60"/>
+              <w:keepNext/>
+              <w:jc w:val="center"/>
+            </w:pPr>
+            <w:r>
+              <w:rPr>
+                <w:rFonts w:ascii="Calibri" w:hAnsi="Calibri"/>
+                <w:sz w:val="20"/>
+              </w:rPr>
+              <w:t xml:space="default">1.04, 1.41</w:t>
+            </w:r>
+          </w:p>
+        </w:tc>
+        <w:tc>
+          <w:tcPr>
+            <w:tcBorders>
+              <w:top w:val="single" w:space="0" w:color="D3D3D3"/>
+              <w:bottom w:val="single" w:space="0" w:color="D3D3D3"/>
+              <w:start w:val="single" w:space="0" w:color="D3D3D3"/>
+              <w:end w:val="single" w:space="0" w:color="D3D3D3"/>
+            </w:tcBorders>
+          </w:tcPr>
+          <w:p>
+            <w:pPr>
+              <w:spacing w:before="0" w:after="60"/>
+              <w:keepNext/>
+              <w:jc w:val="center"/>
+            </w:pPr>
+            <w:r>
+              <w:rPr>
+                <w:rFonts w:ascii="Calibri" w:hAnsi="Calibri"/>
+                <w:sz w:val="20"/>
+              </w:rPr>
+              <w:t xml:space="default">0.014</w:t>
             </w:r>
           </w:p>
         </w:tc>
@@ -11108,55 +10794,55 @@
                 <w:rFonts w:ascii="Calibri" w:hAnsi="Calibri"/>
                 <w:sz w:val="20"/>
               </w:rPr>
-              <w:t xml:space="default">1.07</w:t>
-            </w:r>
-          </w:p>
-        </w:tc>
-        <w:tc>
-          <w:tcPr>
-            <w:tcBorders>
-              <w:top w:val="single" w:space="0" w:color="D3D3D3"/>
-              <w:bottom w:val="single" w:space="0" w:color="D3D3D3"/>
-              <w:start w:val="single" w:space="0" w:color="D3D3D3"/>
-              <w:end w:val="single" w:space="0" w:color="D3D3D3"/>
-            </w:tcBorders>
-          </w:tcPr>
-          <w:p>
-            <w:pPr>
-              <w:spacing w:before="0" w:after="60"/>
-              <w:keepNext/>
-              <w:jc w:val="center"/>
-            </w:pPr>
-            <w:r>
-              <w:rPr>
-                <w:rFonts w:ascii="Calibri" w:hAnsi="Calibri"/>
-                <w:sz w:val="20"/>
-              </w:rPr>
-              <w:t xml:space="default">0.97, 1.19</w:t>
-            </w:r>
-          </w:p>
-        </w:tc>
-        <w:tc>
-          <w:tcPr>
-            <w:tcBorders>
-              <w:top w:val="single" w:space="0" w:color="D3D3D3"/>
-              <w:bottom w:val="single" w:space="0" w:color="D3D3D3"/>
-              <w:start w:val="single" w:space="0" w:color="D3D3D3"/>
-              <w:end w:val="single" w:space="0" w:color="D3D3D3"/>
-            </w:tcBorders>
-          </w:tcPr>
-          <w:p>
-            <w:pPr>
-              <w:spacing w:before="0" w:after="60"/>
-              <w:keepNext/>
-              <w:jc w:val="center"/>
-            </w:pPr>
-            <w:r>
-              <w:rPr>
-                <w:rFonts w:ascii="Calibri" w:hAnsi="Calibri"/>
-                <w:sz w:val="20"/>
-              </w:rPr>
-              <w:t xml:space="default">0.2</w:t>
+              <w:t xml:space="default">1.01</w:t>
+            </w:r>
+          </w:p>
+        </w:tc>
+        <w:tc>
+          <w:tcPr>
+            <w:tcBorders>
+              <w:top w:val="single" w:space="0" w:color="D3D3D3"/>
+              <w:bottom w:val="single" w:space="0" w:color="D3D3D3"/>
+              <w:start w:val="single" w:space="0" w:color="D3D3D3"/>
+              <w:end w:val="single" w:space="0" w:color="D3D3D3"/>
+            </w:tcBorders>
+          </w:tcPr>
+          <w:p>
+            <w:pPr>
+              <w:spacing w:before="0" w:after="60"/>
+              <w:keepNext/>
+              <w:jc w:val="center"/>
+            </w:pPr>
+            <w:r>
+              <w:rPr>
+                <w:rFonts w:ascii="Calibri" w:hAnsi="Calibri"/>
+                <w:sz w:val="20"/>
+              </w:rPr>
+              <w:t xml:space="default">0.92, 1.10</w:t>
+            </w:r>
+          </w:p>
+        </w:tc>
+        <w:tc>
+          <w:tcPr>
+            <w:tcBorders>
+              <w:top w:val="single" w:space="0" w:color="D3D3D3"/>
+              <w:bottom w:val="single" w:space="0" w:color="D3D3D3"/>
+              <w:start w:val="single" w:space="0" w:color="D3D3D3"/>
+              <w:end w:val="single" w:space="0" w:color="D3D3D3"/>
+            </w:tcBorders>
+          </w:tcPr>
+          <w:p>
+            <w:pPr>
+              <w:spacing w:before="0" w:after="60"/>
+              <w:keepNext/>
+              <w:jc w:val="center"/>
+            </w:pPr>
+            <w:r>
+              <w:rPr>
+                <w:rFonts w:ascii="Calibri" w:hAnsi="Calibri"/>
+                <w:sz w:val="20"/>
+              </w:rPr>
+              <w:t xml:space="default">0.9</w:t>
             </w:r>
           </w:p>
         </w:tc>
@@ -11209,55 +10895,55 @@
                 <w:rFonts w:ascii="Calibri" w:hAnsi="Calibri"/>
                 <w:sz w:val="20"/>
               </w:rPr>
-              <w:t xml:space="default">1.05</w:t>
-            </w:r>
-          </w:p>
-        </w:tc>
-        <w:tc>
-          <w:tcPr>
-            <w:tcBorders>
-              <w:top w:val="single" w:space="0" w:color="D3D3D3"/>
-              <w:bottom w:val="single" w:space="0" w:color="D3D3D3"/>
-              <w:start w:val="single" w:space="0" w:color="D3D3D3"/>
-              <w:end w:val="single" w:space="0" w:color="D3D3D3"/>
-            </w:tcBorders>
-          </w:tcPr>
-          <w:p>
-            <w:pPr>
-              <w:spacing w:before="0" w:after="60"/>
-              <w:keepNext/>
-              <w:jc w:val="center"/>
-            </w:pPr>
-            <w:r>
-              <w:rPr>
-                <w:rFonts w:ascii="Calibri" w:hAnsi="Calibri"/>
-                <w:sz w:val="20"/>
-              </w:rPr>
-              <w:t xml:space="default">0.93, 1.17</w:t>
-            </w:r>
-          </w:p>
-        </w:tc>
-        <w:tc>
-          <w:tcPr>
-            <w:tcBorders>
-              <w:top w:val="single" w:space="0" w:color="D3D3D3"/>
-              <w:bottom w:val="single" w:space="0" w:color="D3D3D3"/>
-              <w:start w:val="single" w:space="0" w:color="D3D3D3"/>
-              <w:end w:val="single" w:space="0" w:color="D3D3D3"/>
-            </w:tcBorders>
-          </w:tcPr>
-          <w:p>
-            <w:pPr>
-              <w:spacing w:before="0" w:after="60"/>
-              <w:keepNext/>
-              <w:jc w:val="center"/>
-            </w:pPr>
-            <w:r>
-              <w:rPr>
-                <w:rFonts w:ascii="Calibri" w:hAnsi="Calibri"/>
-                <w:sz w:val="20"/>
-              </w:rPr>
-              <w:t xml:space="default">0.4</w:t>
+              <w:t xml:space="default">0.95</w:t>
+            </w:r>
+          </w:p>
+        </w:tc>
+        <w:tc>
+          <w:tcPr>
+            <w:tcBorders>
+              <w:top w:val="single" w:space="0" w:color="D3D3D3"/>
+              <w:bottom w:val="single" w:space="0" w:color="D3D3D3"/>
+              <w:start w:val="single" w:space="0" w:color="D3D3D3"/>
+              <w:end w:val="single" w:space="0" w:color="D3D3D3"/>
+            </w:tcBorders>
+          </w:tcPr>
+          <w:p>
+            <w:pPr>
+              <w:spacing w:before="0" w:after="60"/>
+              <w:keepNext/>
+              <w:jc w:val="center"/>
+            </w:pPr>
+            <w:r>
+              <w:rPr>
+                <w:rFonts w:ascii="Calibri" w:hAnsi="Calibri"/>
+                <w:sz w:val="20"/>
+              </w:rPr>
+              <w:t xml:space="default">0.86, 1.05</w:t>
+            </w:r>
+          </w:p>
+        </w:tc>
+        <w:tc>
+          <w:tcPr>
+            <w:tcBorders>
+              <w:top w:val="single" w:space="0" w:color="D3D3D3"/>
+              <w:bottom w:val="single" w:space="0" w:color="D3D3D3"/>
+              <w:start w:val="single" w:space="0" w:color="D3D3D3"/>
+              <w:end w:val="single" w:space="0" w:color="D3D3D3"/>
+            </w:tcBorders>
+          </w:tcPr>
+          <w:p>
+            <w:pPr>
+              <w:spacing w:before="0" w:after="60"/>
+              <w:keepNext/>
+              <w:jc w:val="center"/>
+            </w:pPr>
+            <w:r>
+              <w:rPr>
+                <w:rFonts w:ascii="Calibri" w:hAnsi="Calibri"/>
+                <w:sz w:val="20"/>
+              </w:rPr>
+              <w:t xml:space="default">0.3</w:t>
             </w:r>
           </w:p>
         </w:tc>
@@ -11310,55 +10996,55 @@
                 <w:rFonts w:ascii="Calibri" w:hAnsi="Calibri"/>
                 <w:sz w:val="20"/>
               </w:rPr>
-              <w:t xml:space="default">1.12</w:t>
-            </w:r>
-          </w:p>
-        </w:tc>
-        <w:tc>
-          <w:tcPr>
-            <w:tcBorders>
-              <w:top w:val="single" w:space="0" w:color="D3D3D3"/>
-              <w:bottom w:val="single" w:space="0" w:color="D3D3D3"/>
-              <w:start w:val="single" w:space="0" w:color="D3D3D3"/>
-              <w:end w:val="single" w:space="0" w:color="D3D3D3"/>
-            </w:tcBorders>
-          </w:tcPr>
-          <w:p>
-            <w:pPr>
-              <w:spacing w:before="0" w:after="60"/>
-              <w:keepNext/>
-              <w:jc w:val="center"/>
-            </w:pPr>
-            <w:r>
-              <w:rPr>
-                <w:rFonts w:ascii="Calibri" w:hAnsi="Calibri"/>
-                <w:sz w:val="20"/>
-              </w:rPr>
-              <w:t xml:space="default">0.99, 1.28</w:t>
-            </w:r>
-          </w:p>
-        </w:tc>
-        <w:tc>
-          <w:tcPr>
-            <w:tcBorders>
-              <w:top w:val="single" w:space="0" w:color="D3D3D3"/>
-              <w:bottom w:val="single" w:space="0" w:color="D3D3D3"/>
-              <w:start w:val="single" w:space="0" w:color="D3D3D3"/>
-              <w:end w:val="single" w:space="0" w:color="D3D3D3"/>
-            </w:tcBorders>
-          </w:tcPr>
-          <w:p>
-            <w:pPr>
-              <w:spacing w:before="0" w:after="60"/>
-              <w:keepNext/>
-              <w:jc w:val="center"/>
-            </w:pPr>
-            <w:r>
-              <w:rPr>
-                <w:rFonts w:ascii="Calibri" w:hAnsi="Calibri"/>
-                <w:sz w:val="20"/>
-              </w:rPr>
-              <w:t xml:space="default">0.072</w:t>
+              <w:t xml:space="default">1.01</w:t>
+            </w:r>
+          </w:p>
+        </w:tc>
+        <w:tc>
+          <w:tcPr>
+            <w:tcBorders>
+              <w:top w:val="single" w:space="0" w:color="D3D3D3"/>
+              <w:bottom w:val="single" w:space="0" w:color="D3D3D3"/>
+              <w:start w:val="single" w:space="0" w:color="D3D3D3"/>
+              <w:end w:val="single" w:space="0" w:color="D3D3D3"/>
+            </w:tcBorders>
+          </w:tcPr>
+          <w:p>
+            <w:pPr>
+              <w:spacing w:before="0" w:after="60"/>
+              <w:keepNext/>
+              <w:jc w:val="center"/>
+            </w:pPr>
+            <w:r>
+              <w:rPr>
+                <w:rFonts w:ascii="Calibri" w:hAnsi="Calibri"/>
+                <w:sz w:val="20"/>
+              </w:rPr>
+              <w:t xml:space="default">0.91, 1.14</w:t>
+            </w:r>
+          </w:p>
+        </w:tc>
+        <w:tc>
+          <w:tcPr>
+            <w:tcBorders>
+              <w:top w:val="single" w:space="0" w:color="D3D3D3"/>
+              <w:bottom w:val="single" w:space="0" w:color="D3D3D3"/>
+              <w:start w:val="single" w:space="0" w:color="D3D3D3"/>
+              <w:end w:val="single" w:space="0" w:color="D3D3D3"/>
+            </w:tcBorders>
+          </w:tcPr>
+          <w:p>
+            <w:pPr>
+              <w:spacing w:before="0" w:after="60"/>
+              <w:keepNext/>
+              <w:jc w:val="center"/>
+            </w:pPr>
+            <w:r>
+              <w:rPr>
+                <w:rFonts w:ascii="Calibri" w:hAnsi="Calibri"/>
+                <w:sz w:val="20"/>
+              </w:rPr>
+              <w:t xml:space="default">0.8</w:t>
             </w:r>
           </w:p>
         </w:tc>
@@ -11613,55 +11299,55 @@
                 <w:rFonts w:ascii="Calibri" w:hAnsi="Calibri"/>
                 <w:sz w:val="20"/>
               </w:rPr>
-              <w:t xml:space="default">1.28</w:t>
-            </w:r>
-          </w:p>
-        </w:tc>
-        <w:tc>
-          <w:tcPr>
-            <w:tcBorders>
-              <w:top w:val="single" w:space="0" w:color="D3D3D3"/>
-              <w:bottom w:val="single" w:space="0" w:color="D3D3D3"/>
-              <w:start w:val="single" w:space="0" w:color="D3D3D3"/>
-              <w:end w:val="single" w:space="0" w:color="D3D3D3"/>
-            </w:tcBorders>
-          </w:tcPr>
-          <w:p>
-            <w:pPr>
-              <w:spacing w:before="0" w:after="60"/>
-              <w:keepNext/>
-              <w:jc w:val="center"/>
-            </w:pPr>
-            <w:r>
-              <w:rPr>
-                <w:rFonts w:ascii="Calibri" w:hAnsi="Calibri"/>
-                <w:sz w:val="20"/>
-              </w:rPr>
-              <w:t xml:space="default">1.14, 1.44</w:t>
-            </w:r>
-          </w:p>
-        </w:tc>
-        <w:tc>
-          <w:tcPr>
-            <w:tcBorders>
-              <w:top w:val="single" w:space="0" w:color="D3D3D3"/>
-              <w:bottom w:val="single" w:space="0" w:color="D3D3D3"/>
-              <w:start w:val="single" w:space="0" w:color="D3D3D3"/>
-              <w:end w:val="single" w:space="0" w:color="D3D3D3"/>
-            </w:tcBorders>
-          </w:tcPr>
-          <w:p>
-            <w:pPr>
-              <w:spacing w:before="0" w:after="60"/>
-              <w:keepNext/>
-              <w:jc w:val="center"/>
-            </w:pPr>
-            <w:r>
-              <w:rPr>
-                <w:rFonts w:ascii="Calibri" w:hAnsi="Calibri"/>
-                <w:sz w:val="20"/>
-              </w:rPr>
-              <w:t xml:space="default">&lt;0.001</w:t>
+              <w:t xml:space="default">1.09</w:t>
+            </w:r>
+          </w:p>
+        </w:tc>
+        <w:tc>
+          <w:tcPr>
+            <w:tcBorders>
+              <w:top w:val="single" w:space="0" w:color="D3D3D3"/>
+              <w:bottom w:val="single" w:space="0" w:color="D3D3D3"/>
+              <w:start w:val="single" w:space="0" w:color="D3D3D3"/>
+              <w:end w:val="single" w:space="0" w:color="D3D3D3"/>
+            </w:tcBorders>
+          </w:tcPr>
+          <w:p>
+            <w:pPr>
+              <w:spacing w:before="0" w:after="60"/>
+              <w:keepNext/>
+              <w:jc w:val="center"/>
+            </w:pPr>
+            <w:r>
+              <w:rPr>
+                <w:rFonts w:ascii="Calibri" w:hAnsi="Calibri"/>
+                <w:sz w:val="20"/>
+              </w:rPr>
+              <w:t xml:space="default">0.98, 1.21</w:t>
+            </w:r>
+          </w:p>
+        </w:tc>
+        <w:tc>
+          <w:tcPr>
+            <w:tcBorders>
+              <w:top w:val="single" w:space="0" w:color="D3D3D3"/>
+              <w:bottom w:val="single" w:space="0" w:color="D3D3D3"/>
+              <w:start w:val="single" w:space="0" w:color="D3D3D3"/>
+              <w:end w:val="single" w:space="0" w:color="D3D3D3"/>
+            </w:tcBorders>
+          </w:tcPr>
+          <w:p>
+            <w:pPr>
+              <w:spacing w:before="0" w:after="60"/>
+              <w:keepNext/>
+              <w:jc w:val="center"/>
+            </w:pPr>
+            <w:r>
+              <w:rPr>
+                <w:rFonts w:ascii="Calibri" w:hAnsi="Calibri"/>
+                <w:sz w:val="20"/>
+              </w:rPr>
+              <w:t xml:space="default">0.13</w:t>
             </w:r>
           </w:p>
         </w:tc>
@@ -11714,55 +11400,55 @@
                 <w:rFonts w:ascii="Calibri" w:hAnsi="Calibri"/>
                 <w:sz w:val="20"/>
               </w:rPr>
-              <w:t xml:space="default">1.09</w:t>
-            </w:r>
-          </w:p>
-        </w:tc>
-        <w:tc>
-          <w:tcPr>
-            <w:tcBorders>
-              <w:top w:val="single" w:space="0" w:color="D3D3D3"/>
-              <w:bottom w:val="single" w:space="0" w:color="D3D3D3"/>
-              <w:start w:val="single" w:space="0" w:color="D3D3D3"/>
-              <w:end w:val="single" w:space="0" w:color="D3D3D3"/>
-            </w:tcBorders>
-          </w:tcPr>
-          <w:p>
-            <w:pPr>
-              <w:spacing w:before="0" w:after="60"/>
-              <w:keepNext/>
-              <w:jc w:val="center"/>
-            </w:pPr>
-            <w:r>
-              <w:rPr>
-                <w:rFonts w:ascii="Calibri" w:hAnsi="Calibri"/>
-                <w:sz w:val="20"/>
-              </w:rPr>
-              <w:t xml:space="default">0.95, 1.25</w:t>
-            </w:r>
-          </w:p>
-        </w:tc>
-        <w:tc>
-          <w:tcPr>
-            <w:tcBorders>
-              <w:top w:val="single" w:space="0" w:color="D3D3D3"/>
-              <w:bottom w:val="single" w:space="0" w:color="D3D3D3"/>
-              <w:start w:val="single" w:space="0" w:color="D3D3D3"/>
-              <w:end w:val="single" w:space="0" w:color="D3D3D3"/>
-            </w:tcBorders>
-          </w:tcPr>
-          <w:p>
-            <w:pPr>
-              <w:spacing w:before="0" w:after="60"/>
-              <w:keepNext/>
-              <w:jc w:val="center"/>
-            </w:pPr>
-            <w:r>
-              <w:rPr>
-                <w:rFonts w:ascii="Calibri" w:hAnsi="Calibri"/>
-                <w:sz w:val="20"/>
-              </w:rPr>
-              <w:t xml:space="default">0.2</w:t>
+              <w:t xml:space="default">1.01</w:t>
+            </w:r>
+          </w:p>
+        </w:tc>
+        <w:tc>
+          <w:tcPr>
+            <w:tcBorders>
+              <w:top w:val="single" w:space="0" w:color="D3D3D3"/>
+              <w:bottom w:val="single" w:space="0" w:color="D3D3D3"/>
+              <w:start w:val="single" w:space="0" w:color="D3D3D3"/>
+              <w:end w:val="single" w:space="0" w:color="D3D3D3"/>
+            </w:tcBorders>
+          </w:tcPr>
+          <w:p>
+            <w:pPr>
+              <w:spacing w:before="0" w:after="60"/>
+              <w:keepNext/>
+              <w:jc w:val="center"/>
+            </w:pPr>
+            <w:r>
+              <w:rPr>
+                <w:rFonts w:ascii="Calibri" w:hAnsi="Calibri"/>
+                <w:sz w:val="20"/>
+              </w:rPr>
+              <w:t xml:space="default">0.89, 1.15</w:t>
+            </w:r>
+          </w:p>
+        </w:tc>
+        <w:tc>
+          <w:tcPr>
+            <w:tcBorders>
+              <w:top w:val="single" w:space="0" w:color="D3D3D3"/>
+              <w:bottom w:val="single" w:space="0" w:color="D3D3D3"/>
+              <w:start w:val="single" w:space="0" w:color="D3D3D3"/>
+              <w:end w:val="single" w:space="0" w:color="D3D3D3"/>
+            </w:tcBorders>
+          </w:tcPr>
+          <w:p>
+            <w:pPr>
+              <w:spacing w:before="0" w:after="60"/>
+              <w:keepNext/>
+              <w:jc w:val="center"/>
+            </w:pPr>
+            <w:r>
+              <w:rPr>
+                <w:rFonts w:ascii="Calibri" w:hAnsi="Calibri"/>
+                <w:sz w:val="20"/>
+              </w:rPr>
+              <w:t xml:space="default">0.9</w:t>
             </w:r>
           </w:p>
         </w:tc>
@@ -11791,309 +11477,6 @@
                 <w:rFonts w:ascii="Calibri" w:hAnsi="Calibri"/>
                 <w:sz w:val="20"/>
               </w:rPr>
-              <w:t xml:space="default">Discharged to Non-Home Setting</w:t>
-            </w:r>
-          </w:p>
-        </w:tc>
-        <w:tc>
-          <w:tcPr>
-            <w:tcBorders>
-              <w:top w:val="single" w:space="0" w:color="D3D3D3"/>
-              <w:bottom w:val="single" w:space="0" w:color="D3D3D3"/>
-              <w:start w:val="single" w:space="0" w:color="D3D3D3"/>
-              <w:end w:val="single" w:space="0" w:color="D3D3D3"/>
-            </w:tcBorders>
-          </w:tcPr>
-          <w:p>
-            <w:pPr>
-              <w:spacing w:before="0" w:after="60"/>
-              <w:keepNext/>
-              <w:jc w:val="center"/>
-            </w:pPr>
-            <w:r>
-              <w:rPr>
-                <w:rFonts w:ascii="Calibri" w:hAnsi="Calibri"/>
-                <w:sz w:val="20"/>
-              </w:rPr>
-              <w:t xml:space="default"/>
-            </w:r>
-          </w:p>
-        </w:tc>
-        <w:tc>
-          <w:tcPr>
-            <w:tcBorders>
-              <w:top w:val="single" w:space="0" w:color="D3D3D3"/>
-              <w:bottom w:val="single" w:space="0" w:color="D3D3D3"/>
-              <w:start w:val="single" w:space="0" w:color="D3D3D3"/>
-              <w:end w:val="single" w:space="0" w:color="D3D3D3"/>
-            </w:tcBorders>
-          </w:tcPr>
-          <w:p>
-            <w:pPr>
-              <w:spacing w:before="0" w:after="60"/>
-              <w:keepNext/>
-              <w:jc w:val="center"/>
-            </w:pPr>
-            <w:r>
-              <w:rPr>
-                <w:rFonts w:ascii="Calibri" w:hAnsi="Calibri"/>
-                <w:sz w:val="20"/>
-              </w:rPr>
-              <w:t xml:space="default"/>
-            </w:r>
-          </w:p>
-        </w:tc>
-        <w:tc>
-          <w:tcPr>
-            <w:tcBorders>
-              <w:top w:val="single" w:space="0" w:color="D3D3D3"/>
-              <w:bottom w:val="single" w:space="0" w:color="D3D3D3"/>
-              <w:start w:val="single" w:space="0" w:color="D3D3D3"/>
-              <w:end w:val="single" w:space="0" w:color="D3D3D3"/>
-            </w:tcBorders>
-          </w:tcPr>
-          <w:p>
-            <w:pPr>
-              <w:spacing w:before="0" w:after="60"/>
-              <w:keepNext/>
-              <w:jc w:val="center"/>
-            </w:pPr>
-            <w:r>
-              <w:rPr>
-                <w:rFonts w:ascii="Calibri" w:hAnsi="Calibri"/>
-                <w:sz w:val="20"/>
-              </w:rPr>
-              <w:t xml:space="default"/>
-            </w:r>
-          </w:p>
-        </w:tc>
-      </w:tr>
-      <w:tr>
-        <w:trPr>
-          <w:cantSplit/>
-        </w:trPr>
-        <w:tc>
-          <w:tcPr>
-            <w:tcBorders>
-              <w:top w:val="single" w:space="0" w:color="D3D3D3"/>
-              <w:bottom w:val="single" w:space="0" w:color="D3D3D3"/>
-              <w:start w:val="single" w:space="0" w:color="D3D3D3"/>
-              <w:end w:val="single" w:space="0" w:color="D3D3D3"/>
-            </w:tcBorders>
-          </w:tcPr>
-          <w:p>
-            <w:pPr>
-              <w:spacing w:before="0" w:after="60"/>
-              <w:keepNext/>
-              <w:jc w:val="start"/>
-            </w:pPr>
-            <w:r>
-              <w:rPr>
-                <w:rFonts w:ascii="Calibri" w:hAnsi="Calibri"/>
-                <w:sz w:val="20"/>
-              </w:rPr>
-              <w:t xml:space="default">    No</w:t>
-            </w:r>
-          </w:p>
-        </w:tc>
-        <w:tc>
-          <w:tcPr>
-            <w:tcBorders>
-              <w:top w:val="single" w:space="0" w:color="D3D3D3"/>
-              <w:bottom w:val="single" w:space="0" w:color="D3D3D3"/>
-              <w:start w:val="single" w:space="0" w:color="D3D3D3"/>
-              <w:end w:val="single" w:space="0" w:color="D3D3D3"/>
-            </w:tcBorders>
-          </w:tcPr>
-          <w:p>
-            <w:pPr>
-              <w:spacing w:before="0" w:after="60"/>
-              <w:keepNext/>
-              <w:jc w:val="center"/>
-            </w:pPr>
-            <w:r>
-              <w:rPr>
-                <w:rFonts w:ascii="Calibri" w:hAnsi="Calibri"/>
-                <w:sz w:val="20"/>
-              </w:rPr>
-              <w:t xml:space="default">—</w:t>
-            </w:r>
-          </w:p>
-        </w:tc>
-        <w:tc>
-          <w:tcPr>
-            <w:tcBorders>
-              <w:top w:val="single" w:space="0" w:color="D3D3D3"/>
-              <w:bottom w:val="single" w:space="0" w:color="D3D3D3"/>
-              <w:start w:val="single" w:space="0" w:color="D3D3D3"/>
-              <w:end w:val="single" w:space="0" w:color="D3D3D3"/>
-            </w:tcBorders>
-          </w:tcPr>
-          <w:p>
-            <w:pPr>
-              <w:spacing w:before="0" w:after="60"/>
-              <w:keepNext/>
-              <w:jc w:val="center"/>
-            </w:pPr>
-            <w:r>
-              <w:rPr>
-                <w:rFonts w:ascii="Calibri" w:hAnsi="Calibri"/>
-                <w:sz w:val="20"/>
-              </w:rPr>
-              <w:t xml:space="default">—</w:t>
-            </w:r>
-          </w:p>
-        </w:tc>
-        <w:tc>
-          <w:tcPr>
-            <w:tcBorders>
-              <w:top w:val="single" w:space="0" w:color="D3D3D3"/>
-              <w:bottom w:val="single" w:space="0" w:color="D3D3D3"/>
-              <w:start w:val="single" w:space="0" w:color="D3D3D3"/>
-              <w:end w:val="single" w:space="0" w:color="D3D3D3"/>
-            </w:tcBorders>
-          </w:tcPr>
-          <w:p>
-            <w:pPr>
-              <w:spacing w:before="0" w:after="60"/>
-              <w:keepNext/>
-              <w:jc w:val="center"/>
-            </w:pPr>
-            <w:r>
-              <w:rPr>
-                <w:rFonts w:ascii="Calibri" w:hAnsi="Calibri"/>
-                <w:sz w:val="20"/>
-              </w:rPr>
-              <w:t xml:space="default"/>
-            </w:r>
-          </w:p>
-        </w:tc>
-      </w:tr>
-      <w:tr>
-        <w:trPr>
-          <w:cantSplit/>
-        </w:trPr>
-        <w:tc>
-          <w:tcPr>
-            <w:tcBorders>
-              <w:top w:val="single" w:space="0" w:color="D3D3D3"/>
-              <w:bottom w:val="single" w:space="0" w:color="D3D3D3"/>
-              <w:start w:val="single" w:space="0" w:color="D3D3D3"/>
-              <w:end w:val="single" w:space="0" w:color="D3D3D3"/>
-            </w:tcBorders>
-          </w:tcPr>
-          <w:p>
-            <w:pPr>
-              <w:spacing w:before="0" w:after="60"/>
-              <w:keepNext/>
-              <w:jc w:val="start"/>
-            </w:pPr>
-            <w:r>
-              <w:rPr>
-                <w:rFonts w:ascii="Calibri" w:hAnsi="Calibri"/>
-                <w:sz w:val="20"/>
-              </w:rPr>
-              <w:t xml:space="default">    Yes</w:t>
-            </w:r>
-          </w:p>
-        </w:tc>
-        <w:tc>
-          <w:tcPr>
-            <w:tcBorders>
-              <w:top w:val="single" w:space="0" w:color="D3D3D3"/>
-              <w:bottom w:val="single" w:space="0" w:color="D3D3D3"/>
-              <w:start w:val="single" w:space="0" w:color="D3D3D3"/>
-              <w:end w:val="single" w:space="0" w:color="D3D3D3"/>
-            </w:tcBorders>
-          </w:tcPr>
-          <w:p>
-            <w:pPr>
-              <w:spacing w:before="0" w:after="60"/>
-              <w:keepNext/>
-              <w:jc w:val="center"/>
-            </w:pPr>
-            <w:r>
-              <w:rPr>
-                <w:rFonts w:ascii="Calibri" w:hAnsi="Calibri"/>
-                <w:sz w:val="20"/>
-              </w:rPr>
-              <w:t xml:space="default">489,485,986</w:t>
-            </w:r>
-          </w:p>
-        </w:tc>
-        <w:tc>
-          <w:tcPr>
-            <w:tcBorders>
-              <w:top w:val="single" w:space="0" w:color="D3D3D3"/>
-              <w:bottom w:val="single" w:space="0" w:color="D3D3D3"/>
-              <w:start w:val="single" w:space="0" w:color="D3D3D3"/>
-              <w:end w:val="single" w:space="0" w:color="D3D3D3"/>
-            </w:tcBorders>
-          </w:tcPr>
-          <w:p>
-            <w:pPr>
-              <w:spacing w:before="0" w:after="60"/>
-              <w:keepNext/>
-              <w:jc w:val="center"/>
-            </w:pPr>
-            <w:r>
-              <w:rPr>
-                <w:rFonts w:ascii="Calibri" w:hAnsi="Calibri"/>
-                <w:sz w:val="20"/>
-              </w:rPr>
-              <w:t xml:space="default">451,257,921, 530,952,520</w:t>
-            </w:r>
-          </w:p>
-        </w:tc>
-        <w:tc>
-          <w:tcPr>
-            <w:tcBorders>
-              <w:top w:val="single" w:space="0" w:color="D3D3D3"/>
-              <w:bottom w:val="single" w:space="0" w:color="D3D3D3"/>
-              <w:start w:val="single" w:space="0" w:color="D3D3D3"/>
-              <w:end w:val="single" w:space="0" w:color="D3D3D3"/>
-            </w:tcBorders>
-          </w:tcPr>
-          <w:p>
-            <w:pPr>
-              <w:spacing w:before="0" w:after="60"/>
-              <w:keepNext/>
-              <w:jc w:val="center"/>
-            </w:pPr>
-            <w:r>
-              <w:rPr>
-                <w:rFonts w:ascii="Calibri" w:hAnsi="Calibri"/>
-                <w:sz w:val="20"/>
-              </w:rPr>
-              <w:t xml:space="default">&lt;0.001</w:t>
-            </w:r>
-          </w:p>
-        </w:tc>
-      </w:tr>
-      <w:tr>
-        <w:trPr>
-          <w:cantSplit/>
-        </w:trPr>
-        <w:tc>
-          <w:tcPr>
-            <w:tcBorders>
-              <w:top w:val="single" w:space="0" w:color="D3D3D3"/>
-              <w:bottom w:val="single" w:space="0" w:color="D3D3D3"/>
-              <w:start w:val="single" w:space="0" w:color="D3D3D3"/>
-              <w:end w:val="single" w:space="0" w:color="D3D3D3"/>
-            </w:tcBorders>
-          </w:tcPr>
-          <w:p>
-            <w:pPr>
-              <w:spacing w:before="0" w:after="60"/>
-              <w:keepNext/>
-              <w:jc w:val="start"/>
-            </w:pPr>
-            <w:r>
-              <w:rPr>
-                <w:rFonts w:ascii="Calibri" w:hAnsi="Calibri"/>
-                <w:sz w:val="20"/>
-              </w:rPr>
               <w:t xml:space="default">Charlson's comorbidity index</w:t>
             </w:r>
           </w:p>
@@ -12118,31 +11501,31 @@
                 <w:rFonts w:ascii="Calibri" w:hAnsi="Calibri"/>
                 <w:sz w:val="20"/>
               </w:rPr>
-              <w:t xml:space="default">1.11</w:t>
-            </w:r>
-          </w:p>
-        </w:tc>
-        <w:tc>
-          <w:tcPr>
-            <w:tcBorders>
-              <w:top w:val="single" w:space="0" w:color="D3D3D3"/>
-              <w:bottom w:val="single" w:space="0" w:color="D3D3D3"/>
-              <w:start w:val="single" w:space="0" w:color="D3D3D3"/>
-              <w:end w:val="single" w:space="0" w:color="D3D3D3"/>
-            </w:tcBorders>
-          </w:tcPr>
-          <w:p>
-            <w:pPr>
-              <w:spacing w:before="0" w:after="60"/>
-              <w:keepNext/>
-              <w:jc w:val="center"/>
-            </w:pPr>
-            <w:r>
-              <w:rPr>
-                <w:rFonts w:ascii="Calibri" w:hAnsi="Calibri"/>
-                <w:sz w:val="20"/>
-              </w:rPr>
-              <w:t xml:space="default">1.09, 1.13</w:t>
+              <w:t xml:space="default">1.13</w:t>
+            </w:r>
+          </w:p>
+        </w:tc>
+        <w:tc>
+          <w:tcPr>
+            <w:tcBorders>
+              <w:top w:val="single" w:space="0" w:color="D3D3D3"/>
+              <w:bottom w:val="single" w:space="0" w:color="D3D3D3"/>
+              <w:start w:val="single" w:space="0" w:color="D3D3D3"/>
+              <w:end w:val="single" w:space="0" w:color="D3D3D3"/>
+            </w:tcBorders>
+          </w:tcPr>
+          <w:p>
+            <w:pPr>
+              <w:spacing w:before="0" w:after="60"/>
+              <w:keepNext/>
+              <w:jc w:val="center"/>
+            </w:pPr>
+            <w:r>
+              <w:rPr>
+                <w:rFonts w:ascii="Calibri" w:hAnsi="Calibri"/>
+                <w:sz w:val="20"/>
+              </w:rPr>
+              <w:t xml:space="default">1.12, 1.15</w:t>
             </w:r>
           </w:p>
         </w:tc>
@@ -14935,55 +14318,55 @@
                 <w:rFonts w:ascii="Calibri" w:hAnsi="Calibri"/>
                 <w:sz w:val="20"/>
               </w:rPr>
-              <w:t xml:space="default">0.57</w:t>
-            </w:r>
-          </w:p>
-        </w:tc>
-        <w:tc>
-          <w:tcPr>
-            <w:tcBorders>
-              <w:top w:val="single" w:space="0" w:color="D3D3D3"/>
-              <w:bottom w:val="single" w:space="0" w:color="D3D3D3"/>
-              <w:start w:val="single" w:space="0" w:color="D3D3D3"/>
-              <w:end w:val="single" w:space="0" w:color="D3D3D3"/>
-            </w:tcBorders>
-          </w:tcPr>
-          <w:p>
-            <w:pPr>
-              <w:spacing w:before="0" w:after="60"/>
-              <w:keepNext/>
-              <w:jc w:val="center"/>
-            </w:pPr>
-            <w:r>
-              <w:rPr>
-                <w:rFonts w:ascii="Calibri" w:hAnsi="Calibri"/>
-                <w:sz w:val="20"/>
-              </w:rPr>
-              <w:t xml:space="default">0.24, 0.91</w:t>
-            </w:r>
-          </w:p>
-        </w:tc>
-        <w:tc>
-          <w:tcPr>
-            <w:tcBorders>
-              <w:top w:val="single" w:space="0" w:color="D3D3D3"/>
-              <w:bottom w:val="single" w:space="0" w:color="D3D3D3"/>
-              <w:start w:val="single" w:space="0" w:color="D3D3D3"/>
-              <w:end w:val="single" w:space="0" w:color="D3D3D3"/>
-            </w:tcBorders>
-          </w:tcPr>
-          <w:p>
-            <w:pPr>
-              <w:spacing w:before="0" w:after="60"/>
-              <w:keepNext/>
-              <w:jc w:val="center"/>
-            </w:pPr>
-            <w:r>
-              <w:rPr>
-                <w:rFonts w:ascii="Calibri" w:hAnsi="Calibri"/>
-                <w:sz w:val="20"/>
-              </w:rPr>
-              <w:t xml:space="default">&lt;0.001</w:t>
+              <w:t xml:space="default">0.55</w:t>
+            </w:r>
+          </w:p>
+        </w:tc>
+        <w:tc>
+          <w:tcPr>
+            <w:tcBorders>
+              <w:top w:val="single" w:space="0" w:color="D3D3D3"/>
+              <w:bottom w:val="single" w:space="0" w:color="D3D3D3"/>
+              <w:start w:val="single" w:space="0" w:color="D3D3D3"/>
+              <w:end w:val="single" w:space="0" w:color="D3D3D3"/>
+            </w:tcBorders>
+          </w:tcPr>
+          <w:p>
+            <w:pPr>
+              <w:spacing w:before="0" w:after="60"/>
+              <w:keepNext/>
+              <w:jc w:val="center"/>
+            </w:pPr>
+            <w:r>
+              <w:rPr>
+                <w:rFonts w:ascii="Calibri" w:hAnsi="Calibri"/>
+                <w:sz w:val="20"/>
+              </w:rPr>
+              <w:t xml:space="default">0.21, 0.88</w:t>
+            </w:r>
+          </w:p>
+        </w:tc>
+        <w:tc>
+          <w:tcPr>
+            <w:tcBorders>
+              <w:top w:val="single" w:space="0" w:color="D3D3D3"/>
+              <w:bottom w:val="single" w:space="0" w:color="D3D3D3"/>
+              <w:start w:val="single" w:space="0" w:color="D3D3D3"/>
+              <w:end w:val="single" w:space="0" w:color="D3D3D3"/>
+            </w:tcBorders>
+          </w:tcPr>
+          <w:p>
+            <w:pPr>
+              <w:spacing w:before="0" w:after="60"/>
+              <w:keepNext/>
+              <w:jc w:val="center"/>
+            </w:pPr>
+            <w:r>
+              <w:rPr>
+                <w:rFonts w:ascii="Calibri" w:hAnsi="Calibri"/>
+                <w:sz w:val="20"/>
+              </w:rPr>
+              <w:t xml:space="default">0.001</w:t>
             </w:r>
           </w:p>
         </w:tc>
@@ -15036,31 +14419,31 @@
                 <w:rFonts w:ascii="Calibri" w:hAnsi="Calibri"/>
                 <w:sz w:val="20"/>
               </w:rPr>
-              <w:t xml:space="default">-0.05</w:t>
-            </w:r>
-          </w:p>
-        </w:tc>
-        <w:tc>
-          <w:tcPr>
-            <w:tcBorders>
-              <w:top w:val="single" w:space="0" w:color="D3D3D3"/>
-              <w:bottom w:val="single" w:space="0" w:color="D3D3D3"/>
-              <w:start w:val="single" w:space="0" w:color="D3D3D3"/>
-              <w:end w:val="single" w:space="0" w:color="D3D3D3"/>
-            </w:tcBorders>
-          </w:tcPr>
-          <w:p>
-            <w:pPr>
-              <w:spacing w:before="0" w:after="60"/>
-              <w:keepNext/>
-              <w:jc w:val="center"/>
-            </w:pPr>
-            <w:r>
-              <w:rPr>
-                <w:rFonts w:ascii="Calibri" w:hAnsi="Calibri"/>
-                <w:sz w:val="20"/>
-              </w:rPr>
-              <w:t xml:space="default">-0.06, -0.05</w:t>
+              <w:t xml:space="default">-0.04</w:t>
+            </w:r>
+          </w:p>
+        </w:tc>
+        <w:tc>
+          <w:tcPr>
+            <w:tcBorders>
+              <w:top w:val="single" w:space="0" w:color="D3D3D3"/>
+              <w:bottom w:val="single" w:space="0" w:color="D3D3D3"/>
+              <w:start w:val="single" w:space="0" w:color="D3D3D3"/>
+              <w:end w:val="single" w:space="0" w:color="D3D3D3"/>
+            </w:tcBorders>
+          </w:tcPr>
+          <w:p>
+            <w:pPr>
+              <w:spacing w:before="0" w:after="60"/>
+              <w:keepNext/>
+              <w:jc w:val="center"/>
+            </w:pPr>
+            <w:r>
+              <w:rPr>
+                <w:rFonts w:ascii="Calibri" w:hAnsi="Calibri"/>
+                <w:sz w:val="20"/>
+              </w:rPr>
+              <w:t xml:space="default">-0.05, -0.04</w:t>
             </w:r>
           </w:p>
         </w:tc>
@@ -15339,55 +14722,55 @@
                 <w:rFonts w:ascii="Calibri" w:hAnsi="Calibri"/>
                 <w:sz w:val="20"/>
               </w:rPr>
-              <w:t xml:space="default">0.02</w:t>
-            </w:r>
-          </w:p>
-        </w:tc>
-        <w:tc>
-          <w:tcPr>
-            <w:tcBorders>
-              <w:top w:val="single" w:space="0" w:color="D3D3D3"/>
-              <w:bottom w:val="single" w:space="0" w:color="D3D3D3"/>
-              <w:start w:val="single" w:space="0" w:color="D3D3D3"/>
-              <w:end w:val="single" w:space="0" w:color="D3D3D3"/>
-            </w:tcBorders>
-          </w:tcPr>
-          <w:p>
-            <w:pPr>
-              <w:spacing w:before="0" w:after="60"/>
-              <w:keepNext/>
-              <w:jc w:val="center"/>
-            </w:pPr>
-            <w:r>
-              <w:rPr>
-                <w:rFonts w:ascii="Calibri" w:hAnsi="Calibri"/>
-                <w:sz w:val="20"/>
-              </w:rPr>
-              <w:t xml:space="default">-0.10, 0.14</w:t>
-            </w:r>
-          </w:p>
-        </w:tc>
-        <w:tc>
-          <w:tcPr>
-            <w:tcBorders>
-              <w:top w:val="single" w:space="0" w:color="D3D3D3"/>
-              <w:bottom w:val="single" w:space="0" w:color="D3D3D3"/>
-              <w:start w:val="single" w:space="0" w:color="D3D3D3"/>
-              <w:end w:val="single" w:space="0" w:color="D3D3D3"/>
-            </w:tcBorders>
-          </w:tcPr>
-          <w:p>
-            <w:pPr>
-              <w:spacing w:before="0" w:after="60"/>
-              <w:keepNext/>
-              <w:jc w:val="center"/>
-            </w:pPr>
-            <w:r>
-              <w:rPr>
-                <w:rFonts w:ascii="Calibri" w:hAnsi="Calibri"/>
-                <w:sz w:val="20"/>
-              </w:rPr>
-              <w:t xml:space="default">0.7</w:t>
+              <w:t xml:space="default">0.06</w:t>
+            </w:r>
+          </w:p>
+        </w:tc>
+        <w:tc>
+          <w:tcPr>
+            <w:tcBorders>
+              <w:top w:val="single" w:space="0" w:color="D3D3D3"/>
+              <w:bottom w:val="single" w:space="0" w:color="D3D3D3"/>
+              <w:start w:val="single" w:space="0" w:color="D3D3D3"/>
+              <w:end w:val="single" w:space="0" w:color="D3D3D3"/>
+            </w:tcBorders>
+          </w:tcPr>
+          <w:p>
+            <w:pPr>
+              <w:spacing w:before="0" w:after="60"/>
+              <w:keepNext/>
+              <w:jc w:val="center"/>
+            </w:pPr>
+            <w:r>
+              <w:rPr>
+                <w:rFonts w:ascii="Calibri" w:hAnsi="Calibri"/>
+                <w:sz w:val="20"/>
+              </w:rPr>
+              <w:t xml:space="default">-0.07, 0.18</w:t>
+            </w:r>
+          </w:p>
+        </w:tc>
+        <w:tc>
+          <w:tcPr>
+            <w:tcBorders>
+              <w:top w:val="single" w:space="0" w:color="D3D3D3"/>
+              <w:bottom w:val="single" w:space="0" w:color="D3D3D3"/>
+              <w:start w:val="single" w:space="0" w:color="D3D3D3"/>
+              <w:end w:val="single" w:space="0" w:color="D3D3D3"/>
+            </w:tcBorders>
+          </w:tcPr>
+          <w:p>
+            <w:pPr>
+              <w:spacing w:before="0" w:after="60"/>
+              <w:keepNext/>
+              <w:jc w:val="center"/>
+            </w:pPr>
+            <w:r>
+              <w:rPr>
+                <w:rFonts w:ascii="Calibri" w:hAnsi="Calibri"/>
+                <w:sz w:val="20"/>
+              </w:rPr>
+              <w:t xml:space="default">0.4</w:t>
             </w:r>
           </w:p>
         </w:tc>
@@ -15642,31 +15025,31 @@
                 <w:rFonts w:ascii="Calibri" w:hAnsi="Calibri"/>
                 <w:sz w:val="20"/>
               </w:rPr>
-              <w:t xml:space="default">0.55</w:t>
-            </w:r>
-          </w:p>
-        </w:tc>
-        <w:tc>
-          <w:tcPr>
-            <w:tcBorders>
-              <w:top w:val="single" w:space="0" w:color="D3D3D3"/>
-              <w:bottom w:val="single" w:space="0" w:color="D3D3D3"/>
-              <w:start w:val="single" w:space="0" w:color="D3D3D3"/>
-              <w:end w:val="single" w:space="0" w:color="D3D3D3"/>
-            </w:tcBorders>
-          </w:tcPr>
-          <w:p>
-            <w:pPr>
-              <w:spacing w:before="0" w:after="60"/>
-              <w:keepNext/>
-              <w:jc w:val="center"/>
-            </w:pPr>
-            <w:r>
-              <w:rPr>
-                <w:rFonts w:ascii="Calibri" w:hAnsi="Calibri"/>
-                <w:sz w:val="20"/>
-              </w:rPr>
-              <w:t xml:space="default">0.24, 0.86</w:t>
+              <w:t xml:space="default">0.52</w:t>
+            </w:r>
+          </w:p>
+        </w:tc>
+        <w:tc>
+          <w:tcPr>
+            <w:tcBorders>
+              <w:top w:val="single" w:space="0" w:color="D3D3D3"/>
+              <w:bottom w:val="single" w:space="0" w:color="D3D3D3"/>
+              <w:start w:val="single" w:space="0" w:color="D3D3D3"/>
+              <w:end w:val="single" w:space="0" w:color="D3D3D3"/>
+            </w:tcBorders>
+          </w:tcPr>
+          <w:p>
+            <w:pPr>
+              <w:spacing w:before="0" w:after="60"/>
+              <w:keepNext/>
+              <w:jc w:val="center"/>
+            </w:pPr>
+            <w:r>
+              <w:rPr>
+                <w:rFonts w:ascii="Calibri" w:hAnsi="Calibri"/>
+                <w:sz w:val="20"/>
+              </w:rPr>
+              <w:t xml:space="default">0.21, 0.83</w:t>
             </w:r>
           </w:p>
         </w:tc>
@@ -15743,55 +15126,55 @@
                 <w:rFonts w:ascii="Calibri" w:hAnsi="Calibri"/>
                 <w:sz w:val="20"/>
               </w:rPr>
-              <w:t xml:space="default">-0.30</w:t>
-            </w:r>
-          </w:p>
-        </w:tc>
-        <w:tc>
-          <w:tcPr>
-            <w:tcBorders>
-              <w:top w:val="single" w:space="0" w:color="D3D3D3"/>
-              <w:bottom w:val="single" w:space="0" w:color="D3D3D3"/>
-              <w:start w:val="single" w:space="0" w:color="D3D3D3"/>
-              <w:end w:val="single" w:space="0" w:color="D3D3D3"/>
-            </w:tcBorders>
-          </w:tcPr>
-          <w:p>
-            <w:pPr>
-              <w:spacing w:before="0" w:after="60"/>
-              <w:keepNext/>
-              <w:jc w:val="center"/>
-            </w:pPr>
-            <w:r>
-              <w:rPr>
-                <w:rFonts w:ascii="Calibri" w:hAnsi="Calibri"/>
-                <w:sz w:val="20"/>
-              </w:rPr>
-              <w:t xml:space="default">-0.59, 0.00</w:t>
-            </w:r>
-          </w:p>
-        </w:tc>
-        <w:tc>
-          <w:tcPr>
-            <w:tcBorders>
-              <w:top w:val="single" w:space="0" w:color="D3D3D3"/>
-              <w:bottom w:val="single" w:space="0" w:color="D3D3D3"/>
-              <w:start w:val="single" w:space="0" w:color="D3D3D3"/>
-              <w:end w:val="single" w:space="0" w:color="D3D3D3"/>
-            </w:tcBorders>
-          </w:tcPr>
-          <w:p>
-            <w:pPr>
-              <w:spacing w:before="0" w:after="60"/>
-              <w:keepNext/>
-              <w:jc w:val="center"/>
-            </w:pPr>
-            <w:r>
-              <w:rPr>
-                <w:rFonts w:ascii="Calibri" w:hAnsi="Calibri"/>
-                <w:sz w:val="20"/>
-              </w:rPr>
-              <w:t xml:space="default">0.050</w:t>
+              <w:t xml:space="default">-0.36</w:t>
+            </w:r>
+          </w:p>
+        </w:tc>
+        <w:tc>
+          <w:tcPr>
+            <w:tcBorders>
+              <w:top w:val="single" w:space="0" w:color="D3D3D3"/>
+              <w:bottom w:val="single" w:space="0" w:color="D3D3D3"/>
+              <w:start w:val="single" w:space="0" w:color="D3D3D3"/>
+              <w:end w:val="single" w:space="0" w:color="D3D3D3"/>
+            </w:tcBorders>
+          </w:tcPr>
+          <w:p>
+            <w:pPr>
+              <w:spacing w:before="0" w:after="60"/>
+              <w:keepNext/>
+              <w:jc w:val="center"/>
+            </w:pPr>
+            <w:r>
+              <w:rPr>
+                <w:rFonts w:ascii="Calibri" w:hAnsi="Calibri"/>
+                <w:sz w:val="20"/>
+              </w:rPr>
+              <w:t xml:space="default">-0.65, -0.07</w:t>
+            </w:r>
+          </w:p>
+        </w:tc>
+        <w:tc>
+          <w:tcPr>
+            <w:tcBorders>
+              <w:top w:val="single" w:space="0" w:color="D3D3D3"/>
+              <w:bottom w:val="single" w:space="0" w:color="D3D3D3"/>
+              <w:start w:val="single" w:space="0" w:color="D3D3D3"/>
+              <w:end w:val="single" w:space="0" w:color="D3D3D3"/>
+            </w:tcBorders>
+          </w:tcPr>
+          <w:p>
+            <w:pPr>
+              <w:spacing w:before="0" w:after="60"/>
+              <w:keepNext/>
+              <w:jc w:val="center"/>
+            </w:pPr>
+            <w:r>
+              <w:rPr>
+                <w:rFonts w:ascii="Calibri" w:hAnsi="Calibri"/>
+                <w:sz w:val="20"/>
+              </w:rPr>
+              <w:t xml:space="default">0.016</w:t>
             </w:r>
           </w:p>
         </w:tc>
@@ -15844,31 +15227,31 @@
                 <w:rFonts w:ascii="Calibri" w:hAnsi="Calibri"/>
                 <w:sz w:val="20"/>
               </w:rPr>
-              <w:t xml:space="default">1.0</w:t>
-            </w:r>
-          </w:p>
-        </w:tc>
-        <w:tc>
-          <w:tcPr>
-            <w:tcBorders>
-              <w:top w:val="single" w:space="0" w:color="D3D3D3"/>
-              <w:bottom w:val="single" w:space="0" w:color="D3D3D3"/>
-              <w:start w:val="single" w:space="0" w:color="D3D3D3"/>
-              <w:end w:val="single" w:space="0" w:color="D3D3D3"/>
-            </w:tcBorders>
-          </w:tcPr>
-          <w:p>
-            <w:pPr>
-              <w:spacing w:before="0" w:after="60"/>
-              <w:keepNext/>
-              <w:jc w:val="center"/>
-            </w:pPr>
-            <w:r>
-              <w:rPr>
-                <w:rFonts w:ascii="Calibri" w:hAnsi="Calibri"/>
-                <w:sz w:val="20"/>
-              </w:rPr>
-              <w:t xml:space="default">0.66, 1.4</w:t>
+              <w:t xml:space="default">0.89</w:t>
+            </w:r>
+          </w:p>
+        </w:tc>
+        <w:tc>
+          <w:tcPr>
+            <w:tcBorders>
+              <w:top w:val="single" w:space="0" w:color="D3D3D3"/>
+              <w:bottom w:val="single" w:space="0" w:color="D3D3D3"/>
+              <w:start w:val="single" w:space="0" w:color="D3D3D3"/>
+              <w:end w:val="single" w:space="0" w:color="D3D3D3"/>
+            </w:tcBorders>
+          </w:tcPr>
+          <w:p>
+            <w:pPr>
+              <w:spacing w:before="0" w:after="60"/>
+              <w:keepNext/>
+              <w:jc w:val="center"/>
+            </w:pPr>
+            <w:r>
+              <w:rPr>
+                <w:rFonts w:ascii="Calibri" w:hAnsi="Calibri"/>
+                <w:sz w:val="20"/>
+              </w:rPr>
+              <w:t xml:space="default">0.51, 1.3</w:t>
             </w:r>
           </w:p>
         </w:tc>
@@ -16147,55 +15530,55 @@
                 <w:rFonts w:ascii="Calibri" w:hAnsi="Calibri"/>
                 <w:sz w:val="20"/>
               </w:rPr>
-              <w:t xml:space="default">0.25</w:t>
-            </w:r>
-          </w:p>
-        </w:tc>
-        <w:tc>
-          <w:tcPr>
-            <w:tcBorders>
-              <w:top w:val="single" w:space="0" w:color="D3D3D3"/>
-              <w:bottom w:val="single" w:space="0" w:color="D3D3D3"/>
-              <w:start w:val="single" w:space="0" w:color="D3D3D3"/>
-              <w:end w:val="single" w:space="0" w:color="D3D3D3"/>
-            </w:tcBorders>
-          </w:tcPr>
-          <w:p>
-            <w:pPr>
-              <w:spacing w:before="0" w:after="60"/>
-              <w:keepNext/>
-              <w:jc w:val="center"/>
-            </w:pPr>
-            <w:r>
-              <w:rPr>
-                <w:rFonts w:ascii="Calibri" w:hAnsi="Calibri"/>
-                <w:sz w:val="20"/>
-              </w:rPr>
-              <w:t xml:space="default">0.09, 0.40</w:t>
-            </w:r>
-          </w:p>
-        </w:tc>
-        <w:tc>
-          <w:tcPr>
-            <w:tcBorders>
-              <w:top w:val="single" w:space="0" w:color="D3D3D3"/>
-              <w:bottom w:val="single" w:space="0" w:color="D3D3D3"/>
-              <w:start w:val="single" w:space="0" w:color="D3D3D3"/>
-              <w:end w:val="single" w:space="0" w:color="D3D3D3"/>
-            </w:tcBorders>
-          </w:tcPr>
-          <w:p>
-            <w:pPr>
-              <w:spacing w:before="0" w:after="60"/>
-              <w:keepNext/>
-              <w:jc w:val="center"/>
-            </w:pPr>
-            <w:r>
-              <w:rPr>
-                <w:rFonts w:ascii="Calibri" w:hAnsi="Calibri"/>
-                <w:sz w:val="20"/>
-              </w:rPr>
-              <w:t xml:space="default">0.002</w:t>
+              <w:t xml:space="default">0.22</w:t>
+            </w:r>
+          </w:p>
+        </w:tc>
+        <w:tc>
+          <w:tcPr>
+            <w:tcBorders>
+              <w:top w:val="single" w:space="0" w:color="D3D3D3"/>
+              <w:bottom w:val="single" w:space="0" w:color="D3D3D3"/>
+              <w:start w:val="single" w:space="0" w:color="D3D3D3"/>
+              <w:end w:val="single" w:space="0" w:color="D3D3D3"/>
+            </w:tcBorders>
+          </w:tcPr>
+          <w:p>
+            <w:pPr>
+              <w:spacing w:before="0" w:after="60"/>
+              <w:keepNext/>
+              <w:jc w:val="center"/>
+            </w:pPr>
+            <w:r>
+              <w:rPr>
+                <w:rFonts w:ascii="Calibri" w:hAnsi="Calibri"/>
+                <w:sz w:val="20"/>
+              </w:rPr>
+              <w:t xml:space="default">0.07, 0.38</w:t>
+            </w:r>
+          </w:p>
+        </w:tc>
+        <w:tc>
+          <w:tcPr>
+            <w:tcBorders>
+              <w:top w:val="single" w:space="0" w:color="D3D3D3"/>
+              <w:bottom w:val="single" w:space="0" w:color="D3D3D3"/>
+              <w:start w:val="single" w:space="0" w:color="D3D3D3"/>
+              <w:end w:val="single" w:space="0" w:color="D3D3D3"/>
+            </w:tcBorders>
+          </w:tcPr>
+          <w:p>
+            <w:pPr>
+              <w:spacing w:before="0" w:after="60"/>
+              <w:keepNext/>
+              <w:jc w:val="center"/>
+            </w:pPr>
+            <w:r>
+              <w:rPr>
+                <w:rFonts w:ascii="Calibri" w:hAnsi="Calibri"/>
+                <w:sz w:val="20"/>
+              </w:rPr>
+              <w:t xml:space="default">0.004</w:t>
             </w:r>
           </w:p>
         </w:tc>
@@ -16248,31 +15631,31 @@
                 <w:rFonts w:ascii="Calibri" w:hAnsi="Calibri"/>
                 <w:sz w:val="20"/>
               </w:rPr>
-              <w:t xml:space="default">0.36</w:t>
-            </w:r>
-          </w:p>
-        </w:tc>
-        <w:tc>
-          <w:tcPr>
-            <w:tcBorders>
-              <w:top w:val="single" w:space="0" w:color="D3D3D3"/>
-              <w:bottom w:val="single" w:space="0" w:color="D3D3D3"/>
-              <w:start w:val="single" w:space="0" w:color="D3D3D3"/>
-              <w:end w:val="single" w:space="0" w:color="D3D3D3"/>
-            </w:tcBorders>
-          </w:tcPr>
-          <w:p>
-            <w:pPr>
-              <w:spacing w:before="0" w:after="60"/>
-              <w:keepNext/>
-              <w:jc w:val="center"/>
-            </w:pPr>
-            <w:r>
-              <w:rPr>
-                <w:rFonts w:ascii="Calibri" w:hAnsi="Calibri"/>
-                <w:sz w:val="20"/>
-              </w:rPr>
-              <w:t xml:space="default">0.17, 0.55</w:t>
+              <w:t xml:space="default">0.32</w:t>
+            </w:r>
+          </w:p>
+        </w:tc>
+        <w:tc>
+          <w:tcPr>
+            <w:tcBorders>
+              <w:top w:val="single" w:space="0" w:color="D3D3D3"/>
+              <w:bottom w:val="single" w:space="0" w:color="D3D3D3"/>
+              <w:start w:val="single" w:space="0" w:color="D3D3D3"/>
+              <w:end w:val="single" w:space="0" w:color="D3D3D3"/>
+            </w:tcBorders>
+          </w:tcPr>
+          <w:p>
+            <w:pPr>
+              <w:spacing w:before="0" w:after="60"/>
+              <w:keepNext/>
+              <w:jc w:val="center"/>
+            </w:pPr>
+            <w:r>
+              <w:rPr>
+                <w:rFonts w:ascii="Calibri" w:hAnsi="Calibri"/>
+                <w:sz w:val="20"/>
+              </w:rPr>
+              <w:t xml:space="default">0.13, 0.51</w:t>
             </w:r>
           </w:p>
         </w:tc>
@@ -16349,31 +15732,31 @@
                 <w:rFonts w:ascii="Calibri" w:hAnsi="Calibri"/>
                 <w:sz w:val="20"/>
               </w:rPr>
-              <w:t xml:space="default">0.65</w:t>
-            </w:r>
-          </w:p>
-        </w:tc>
-        <w:tc>
-          <w:tcPr>
-            <w:tcBorders>
-              <w:top w:val="single" w:space="0" w:color="D3D3D3"/>
-              <w:bottom w:val="single" w:space="0" w:color="D3D3D3"/>
-              <w:start w:val="single" w:space="0" w:color="D3D3D3"/>
-              <w:end w:val="single" w:space="0" w:color="D3D3D3"/>
-            </w:tcBorders>
-          </w:tcPr>
-          <w:p>
-            <w:pPr>
-              <w:spacing w:before="0" w:after="60"/>
-              <w:keepNext/>
-              <w:jc w:val="center"/>
-            </w:pPr>
-            <w:r>
-              <w:rPr>
-                <w:rFonts w:ascii="Calibri" w:hAnsi="Calibri"/>
-                <w:sz w:val="20"/>
-              </w:rPr>
-              <w:t xml:space="default">0.42, 0.88</w:t>
+              <w:t xml:space="default">0.61</w:t>
+            </w:r>
+          </w:p>
+        </w:tc>
+        <w:tc>
+          <w:tcPr>
+            <w:tcBorders>
+              <w:top w:val="single" w:space="0" w:color="D3D3D3"/>
+              <w:bottom w:val="single" w:space="0" w:color="D3D3D3"/>
+              <w:start w:val="single" w:space="0" w:color="D3D3D3"/>
+              <w:end w:val="single" w:space="0" w:color="D3D3D3"/>
+            </w:tcBorders>
+          </w:tcPr>
+          <w:p>
+            <w:pPr>
+              <w:spacing w:before="0" w:after="60"/>
+              <w:keepNext/>
+              <w:jc w:val="center"/>
+            </w:pPr>
+            <w:r>
+              <w:rPr>
+                <w:rFonts w:ascii="Calibri" w:hAnsi="Calibri"/>
+                <w:sz w:val="20"/>
+              </w:rPr>
+              <w:t xml:space="default">0.38, 0.84</w:t>
             </w:r>
           </w:p>
         </w:tc>
@@ -16652,31 +16035,31 @@
                 <w:rFonts w:ascii="Calibri" w:hAnsi="Calibri"/>
                 <w:sz w:val="20"/>
               </w:rPr>
-              <w:t xml:space="default">1.9</w:t>
-            </w:r>
-          </w:p>
-        </w:tc>
-        <w:tc>
-          <w:tcPr>
-            <w:tcBorders>
-              <w:top w:val="single" w:space="0" w:color="D3D3D3"/>
-              <w:bottom w:val="single" w:space="0" w:color="D3D3D3"/>
-              <w:start w:val="single" w:space="0" w:color="D3D3D3"/>
-              <w:end w:val="single" w:space="0" w:color="D3D3D3"/>
-            </w:tcBorders>
-          </w:tcPr>
-          <w:p>
-            <w:pPr>
-              <w:spacing w:before="0" w:after="60"/>
-              <w:keepNext/>
-              <w:jc w:val="center"/>
-            </w:pPr>
-            <w:r>
-              <w:rPr>
-                <w:rFonts w:ascii="Calibri" w:hAnsi="Calibri"/>
-                <w:sz w:val="20"/>
-              </w:rPr>
-              <w:t xml:space="default">1.6, 2.2</w:t>
+              <w:t xml:space="default">1.8</w:t>
+            </w:r>
+          </w:p>
+        </w:tc>
+        <w:tc>
+          <w:tcPr>
+            <w:tcBorders>
+              <w:top w:val="single" w:space="0" w:color="D3D3D3"/>
+              <w:bottom w:val="single" w:space="0" w:color="D3D3D3"/>
+              <w:start w:val="single" w:space="0" w:color="D3D3D3"/>
+              <w:end w:val="single" w:space="0" w:color="D3D3D3"/>
+            </w:tcBorders>
+          </w:tcPr>
+          <w:p>
+            <w:pPr>
+              <w:spacing w:before="0" w:after="60"/>
+              <w:keepNext/>
+              <w:jc w:val="center"/>
+            </w:pPr>
+            <w:r>
+              <w:rPr>
+                <w:rFonts w:ascii="Calibri" w:hAnsi="Calibri"/>
+                <w:sz w:val="20"/>
+              </w:rPr>
+              <w:t xml:space="default">1.5, 2.1</w:t>
             </w:r>
           </w:p>
         </w:tc>
@@ -16753,55 +16136,55 @@
                 <w:rFonts w:ascii="Calibri" w:hAnsi="Calibri"/>
                 <w:sz w:val="20"/>
               </w:rPr>
-              <w:t xml:space="default">0.26</w:t>
-            </w:r>
-          </w:p>
-        </w:tc>
-        <w:tc>
-          <w:tcPr>
-            <w:tcBorders>
-              <w:top w:val="single" w:space="0" w:color="D3D3D3"/>
-              <w:bottom w:val="single" w:space="0" w:color="D3D3D3"/>
-              <w:start w:val="single" w:space="0" w:color="D3D3D3"/>
-              <w:end w:val="single" w:space="0" w:color="D3D3D3"/>
-            </w:tcBorders>
-          </w:tcPr>
-          <w:p>
-            <w:pPr>
-              <w:spacing w:before="0" w:after="60"/>
-              <w:keepNext/>
-              <w:jc w:val="center"/>
-            </w:pPr>
-            <w:r>
-              <w:rPr>
-                <w:rFonts w:ascii="Calibri" w:hAnsi="Calibri"/>
-                <w:sz w:val="20"/>
-              </w:rPr>
-              <w:t xml:space="default">0.07, 0.45</w:t>
-            </w:r>
-          </w:p>
-        </w:tc>
-        <w:tc>
-          <w:tcPr>
-            <w:tcBorders>
-              <w:top w:val="single" w:space="0" w:color="D3D3D3"/>
-              <w:bottom w:val="single" w:space="0" w:color="D3D3D3"/>
-              <w:start w:val="single" w:space="0" w:color="D3D3D3"/>
-              <w:end w:val="single" w:space="0" w:color="D3D3D3"/>
-            </w:tcBorders>
-          </w:tcPr>
-          <w:p>
-            <w:pPr>
-              <w:spacing w:before="0" w:after="60"/>
-              <w:keepNext/>
-              <w:jc w:val="center"/>
-            </w:pPr>
-            <w:r>
-              <w:rPr>
-                <w:rFonts w:ascii="Calibri" w:hAnsi="Calibri"/>
-                <w:sz w:val="20"/>
-              </w:rPr>
-              <w:t xml:space="default">0.009</w:t>
+              <w:t xml:space="default">0.22</w:t>
+            </w:r>
+          </w:p>
+        </w:tc>
+        <w:tc>
+          <w:tcPr>
+            <w:tcBorders>
+              <w:top w:val="single" w:space="0" w:color="D3D3D3"/>
+              <w:bottom w:val="single" w:space="0" w:color="D3D3D3"/>
+              <w:start w:val="single" w:space="0" w:color="D3D3D3"/>
+              <w:end w:val="single" w:space="0" w:color="D3D3D3"/>
+            </w:tcBorders>
+          </w:tcPr>
+          <w:p>
+            <w:pPr>
+              <w:spacing w:before="0" w:after="60"/>
+              <w:keepNext/>
+              <w:jc w:val="center"/>
+            </w:pPr>
+            <w:r>
+              <w:rPr>
+                <w:rFonts w:ascii="Calibri" w:hAnsi="Calibri"/>
+                <w:sz w:val="20"/>
+              </w:rPr>
+              <w:t xml:space="default">0.02, 0.41</w:t>
+            </w:r>
+          </w:p>
+        </w:tc>
+        <w:tc>
+          <w:tcPr>
+            <w:tcBorders>
+              <w:top w:val="single" w:space="0" w:color="D3D3D3"/>
+              <w:bottom w:val="single" w:space="0" w:color="D3D3D3"/>
+              <w:start w:val="single" w:space="0" w:color="D3D3D3"/>
+              <w:end w:val="single" w:space="0" w:color="D3D3D3"/>
+            </w:tcBorders>
+          </w:tcPr>
+          <w:p>
+            <w:pPr>
+              <w:spacing w:before="0" w:after="60"/>
+              <w:keepNext/>
+              <w:jc w:val="center"/>
+            </w:pPr>
+            <w:r>
+              <w:rPr>
+                <w:rFonts w:ascii="Calibri" w:hAnsi="Calibri"/>
+                <w:sz w:val="20"/>
+              </w:rPr>
+              <w:t xml:space="default">0.029</w:t>
             </w:r>
           </w:p>
         </w:tc>
@@ -16830,309 +16213,6 @@
                 <w:rFonts w:ascii="Calibri" w:hAnsi="Calibri"/>
                 <w:sz w:val="20"/>
               </w:rPr>
-              <w:t xml:space="default">Discharged to Non-Home Setting</w:t>
-            </w:r>
-          </w:p>
-        </w:tc>
-        <w:tc>
-          <w:tcPr>
-            <w:tcBorders>
-              <w:top w:val="single" w:space="0" w:color="D3D3D3"/>
-              <w:bottom w:val="single" w:space="0" w:color="D3D3D3"/>
-              <w:start w:val="single" w:space="0" w:color="D3D3D3"/>
-              <w:end w:val="single" w:space="0" w:color="D3D3D3"/>
-            </w:tcBorders>
-          </w:tcPr>
-          <w:p>
-            <w:pPr>
-              <w:spacing w:before="0" w:after="60"/>
-              <w:keepNext/>
-              <w:jc w:val="center"/>
-            </w:pPr>
-            <w:r>
-              <w:rPr>
-                <w:rFonts w:ascii="Calibri" w:hAnsi="Calibri"/>
-                <w:sz w:val="20"/>
-              </w:rPr>
-              <w:t xml:space="default"/>
-            </w:r>
-          </w:p>
-        </w:tc>
-        <w:tc>
-          <w:tcPr>
-            <w:tcBorders>
-              <w:top w:val="single" w:space="0" w:color="D3D3D3"/>
-              <w:bottom w:val="single" w:space="0" w:color="D3D3D3"/>
-              <w:start w:val="single" w:space="0" w:color="D3D3D3"/>
-              <w:end w:val="single" w:space="0" w:color="D3D3D3"/>
-            </w:tcBorders>
-          </w:tcPr>
-          <w:p>
-            <w:pPr>
-              <w:spacing w:before="0" w:after="60"/>
-              <w:keepNext/>
-              <w:jc w:val="center"/>
-            </w:pPr>
-            <w:r>
-              <w:rPr>
-                <w:rFonts w:ascii="Calibri" w:hAnsi="Calibri"/>
-                <w:sz w:val="20"/>
-              </w:rPr>
-              <w:t xml:space="default"/>
-            </w:r>
-          </w:p>
-        </w:tc>
-        <w:tc>
-          <w:tcPr>
-            <w:tcBorders>
-              <w:top w:val="single" w:space="0" w:color="D3D3D3"/>
-              <w:bottom w:val="single" w:space="0" w:color="D3D3D3"/>
-              <w:start w:val="single" w:space="0" w:color="D3D3D3"/>
-              <w:end w:val="single" w:space="0" w:color="D3D3D3"/>
-            </w:tcBorders>
-          </w:tcPr>
-          <w:p>
-            <w:pPr>
-              <w:spacing w:before="0" w:after="60"/>
-              <w:keepNext/>
-              <w:jc w:val="center"/>
-            </w:pPr>
-            <w:r>
-              <w:rPr>
-                <w:rFonts w:ascii="Calibri" w:hAnsi="Calibri"/>
-                <w:sz w:val="20"/>
-              </w:rPr>
-              <w:t xml:space="default"/>
-            </w:r>
-          </w:p>
-        </w:tc>
-      </w:tr>
-      <w:tr>
-        <w:trPr>
-          <w:cantSplit/>
-        </w:trPr>
-        <w:tc>
-          <w:tcPr>
-            <w:tcBorders>
-              <w:top w:val="single" w:space="0" w:color="D3D3D3"/>
-              <w:bottom w:val="single" w:space="0" w:color="D3D3D3"/>
-              <w:start w:val="single" w:space="0" w:color="D3D3D3"/>
-              <w:end w:val="single" w:space="0" w:color="D3D3D3"/>
-            </w:tcBorders>
-          </w:tcPr>
-          <w:p>
-            <w:pPr>
-              <w:spacing w:before="0" w:after="60"/>
-              <w:keepNext/>
-              <w:jc w:val="start"/>
-            </w:pPr>
-            <w:r>
-              <w:rPr>
-                <w:rFonts w:ascii="Calibri" w:hAnsi="Calibri"/>
-                <w:sz w:val="20"/>
-              </w:rPr>
-              <w:t xml:space="default">    No</w:t>
-            </w:r>
-          </w:p>
-        </w:tc>
-        <w:tc>
-          <w:tcPr>
-            <w:tcBorders>
-              <w:top w:val="single" w:space="0" w:color="D3D3D3"/>
-              <w:bottom w:val="single" w:space="0" w:color="D3D3D3"/>
-              <w:start w:val="single" w:space="0" w:color="D3D3D3"/>
-              <w:end w:val="single" w:space="0" w:color="D3D3D3"/>
-            </w:tcBorders>
-          </w:tcPr>
-          <w:p>
-            <w:pPr>
-              <w:spacing w:before="0" w:after="60"/>
-              <w:keepNext/>
-              <w:jc w:val="center"/>
-            </w:pPr>
-            <w:r>
-              <w:rPr>
-                <w:rFonts w:ascii="Calibri" w:hAnsi="Calibri"/>
-                <w:sz w:val="20"/>
-              </w:rPr>
-              <w:t xml:space="default">—</w:t>
-            </w:r>
-          </w:p>
-        </w:tc>
-        <w:tc>
-          <w:tcPr>
-            <w:tcBorders>
-              <w:top w:val="single" w:space="0" w:color="D3D3D3"/>
-              <w:bottom w:val="single" w:space="0" w:color="D3D3D3"/>
-              <w:start w:val="single" w:space="0" w:color="D3D3D3"/>
-              <w:end w:val="single" w:space="0" w:color="D3D3D3"/>
-            </w:tcBorders>
-          </w:tcPr>
-          <w:p>
-            <w:pPr>
-              <w:spacing w:before="0" w:after="60"/>
-              <w:keepNext/>
-              <w:jc w:val="center"/>
-            </w:pPr>
-            <w:r>
-              <w:rPr>
-                <w:rFonts w:ascii="Calibri" w:hAnsi="Calibri"/>
-                <w:sz w:val="20"/>
-              </w:rPr>
-              <w:t xml:space="default">—</w:t>
-            </w:r>
-          </w:p>
-        </w:tc>
-        <w:tc>
-          <w:tcPr>
-            <w:tcBorders>
-              <w:top w:val="single" w:space="0" w:color="D3D3D3"/>
-              <w:bottom w:val="single" w:space="0" w:color="D3D3D3"/>
-              <w:start w:val="single" w:space="0" w:color="D3D3D3"/>
-              <w:end w:val="single" w:space="0" w:color="D3D3D3"/>
-            </w:tcBorders>
-          </w:tcPr>
-          <w:p>
-            <w:pPr>
-              <w:spacing w:before="0" w:after="60"/>
-              <w:keepNext/>
-              <w:jc w:val="center"/>
-            </w:pPr>
-            <w:r>
-              <w:rPr>
-                <w:rFonts w:ascii="Calibri" w:hAnsi="Calibri"/>
-                <w:sz w:val="20"/>
-              </w:rPr>
-              <w:t xml:space="default"/>
-            </w:r>
-          </w:p>
-        </w:tc>
-      </w:tr>
-      <w:tr>
-        <w:trPr>
-          <w:cantSplit/>
-        </w:trPr>
-        <w:tc>
-          <w:tcPr>
-            <w:tcBorders>
-              <w:top w:val="single" w:space="0" w:color="D3D3D3"/>
-              <w:bottom w:val="single" w:space="0" w:color="D3D3D3"/>
-              <w:start w:val="single" w:space="0" w:color="D3D3D3"/>
-              <w:end w:val="single" w:space="0" w:color="D3D3D3"/>
-            </w:tcBorders>
-          </w:tcPr>
-          <w:p>
-            <w:pPr>
-              <w:spacing w:before="0" w:after="60"/>
-              <w:keepNext/>
-              <w:jc w:val="start"/>
-            </w:pPr>
-            <w:r>
-              <w:rPr>
-                <w:rFonts w:ascii="Calibri" w:hAnsi="Calibri"/>
-                <w:sz w:val="20"/>
-              </w:rPr>
-              <w:t xml:space="default">    Yes</w:t>
-            </w:r>
-          </w:p>
-        </w:tc>
-        <w:tc>
-          <w:tcPr>
-            <w:tcBorders>
-              <w:top w:val="single" w:space="0" w:color="D3D3D3"/>
-              <w:bottom w:val="single" w:space="0" w:color="D3D3D3"/>
-              <w:start w:val="single" w:space="0" w:color="D3D3D3"/>
-              <w:end w:val="single" w:space="0" w:color="D3D3D3"/>
-            </w:tcBorders>
-          </w:tcPr>
-          <w:p>
-            <w:pPr>
-              <w:spacing w:before="0" w:after="60"/>
-              <w:keepNext/>
-              <w:jc w:val="center"/>
-            </w:pPr>
-            <w:r>
-              <w:rPr>
-                <w:rFonts w:ascii="Calibri" w:hAnsi="Calibri"/>
-                <w:sz w:val="20"/>
-              </w:rPr>
-              <w:t xml:space="default">2.4</w:t>
-            </w:r>
-          </w:p>
-        </w:tc>
-        <w:tc>
-          <w:tcPr>
-            <w:tcBorders>
-              <w:top w:val="single" w:space="0" w:color="D3D3D3"/>
-              <w:bottom w:val="single" w:space="0" w:color="D3D3D3"/>
-              <w:start w:val="single" w:space="0" w:color="D3D3D3"/>
-              <w:end w:val="single" w:space="0" w:color="D3D3D3"/>
-            </w:tcBorders>
-          </w:tcPr>
-          <w:p>
-            <w:pPr>
-              <w:spacing w:before="0" w:after="60"/>
-              <w:keepNext/>
-              <w:jc w:val="center"/>
-            </w:pPr>
-            <w:r>
-              <w:rPr>
-                <w:rFonts w:ascii="Calibri" w:hAnsi="Calibri"/>
-                <w:sz w:val="20"/>
-              </w:rPr>
-              <w:t xml:space="default">2.2, 2.7</w:t>
-            </w:r>
-          </w:p>
-        </w:tc>
-        <w:tc>
-          <w:tcPr>
-            <w:tcBorders>
-              <w:top w:val="single" w:space="0" w:color="D3D3D3"/>
-              <w:bottom w:val="single" w:space="0" w:color="D3D3D3"/>
-              <w:start w:val="single" w:space="0" w:color="D3D3D3"/>
-              <w:end w:val="single" w:space="0" w:color="D3D3D3"/>
-            </w:tcBorders>
-          </w:tcPr>
-          <w:p>
-            <w:pPr>
-              <w:spacing w:before="0" w:after="60"/>
-              <w:keepNext/>
-              <w:jc w:val="center"/>
-            </w:pPr>
-            <w:r>
-              <w:rPr>
-                <w:rFonts w:ascii="Calibri" w:hAnsi="Calibri"/>
-                <w:sz w:val="20"/>
-              </w:rPr>
-              <w:t xml:space="default">&lt;0.001</w:t>
-            </w:r>
-          </w:p>
-        </w:tc>
-      </w:tr>
-      <w:tr>
-        <w:trPr>
-          <w:cantSplit/>
-        </w:trPr>
-        <w:tc>
-          <w:tcPr>
-            <w:tcBorders>
-              <w:top w:val="single" w:space="0" w:color="D3D3D3"/>
-              <w:bottom w:val="single" w:space="0" w:color="D3D3D3"/>
-              <w:start w:val="single" w:space="0" w:color="D3D3D3"/>
-              <w:end w:val="single" w:space="0" w:color="D3D3D3"/>
-            </w:tcBorders>
-          </w:tcPr>
-          <w:p>
-            <w:pPr>
-              <w:spacing w:before="0" w:after="60"/>
-              <w:keepNext/>
-              <w:jc w:val="start"/>
-            </w:pPr>
-            <w:r>
-              <w:rPr>
-                <w:rFonts w:ascii="Calibri" w:hAnsi="Calibri"/>
-                <w:sz w:val="20"/>
-              </w:rPr>
               <w:t xml:space="default">Charlson's comorbidity index</w:t>
             </w:r>
           </w:p>
@@ -17157,31 +16237,31 @@
                 <w:rFonts w:ascii="Calibri" w:hAnsi="Calibri"/>
                 <w:sz w:val="20"/>
               </w:rPr>
-              <w:t xml:space="default">0.41</w:t>
-            </w:r>
-          </w:p>
-        </w:tc>
-        <w:tc>
-          <w:tcPr>
-            <w:tcBorders>
-              <w:top w:val="single" w:space="0" w:color="D3D3D3"/>
-              <w:bottom w:val="single" w:space="0" w:color="D3D3D3"/>
-              <w:start w:val="single" w:space="0" w:color="D3D3D3"/>
-              <w:end w:val="single" w:space="0" w:color="D3D3D3"/>
-            </w:tcBorders>
-          </w:tcPr>
-          <w:p>
-            <w:pPr>
-              <w:spacing w:before="0" w:after="60"/>
-              <w:keepNext/>
-              <w:jc w:val="center"/>
-            </w:pPr>
-            <w:r>
-              <w:rPr>
-                <w:rFonts w:ascii="Calibri" w:hAnsi="Calibri"/>
-                <w:sz w:val="20"/>
-              </w:rPr>
-              <w:t xml:space="default">0.37, 0.45</w:t>
+              <w:t xml:space="default">0.43</w:t>
+            </w:r>
+          </w:p>
+        </w:tc>
+        <w:tc>
+          <w:tcPr>
+            <w:tcBorders>
+              <w:top w:val="single" w:space="0" w:color="D3D3D3"/>
+              <w:bottom w:val="single" w:space="0" w:color="D3D3D3"/>
+              <w:start w:val="single" w:space="0" w:color="D3D3D3"/>
+              <w:end w:val="single" w:space="0" w:color="D3D3D3"/>
+            </w:tcBorders>
+          </w:tcPr>
+          <w:p>
+            <w:pPr>
+              <w:spacing w:before="0" w:after="60"/>
+              <w:keepNext/>
+              <w:jc w:val="center"/>
+            </w:pPr>
+            <w:r>
+              <w:rPr>
+                <w:rFonts w:ascii="Calibri" w:hAnsi="Calibri"/>
+                <w:sz w:val="20"/>
+              </w:rPr>
+              <w:t xml:space="default">0.39, 0.47</w:t>
             </w:r>
           </w:p>
         </w:tc>
@@ -17606,31 +16686,31 @@
                 <w:rFonts w:ascii="Calibri" w:hAnsi="Calibri"/>
                 <w:sz w:val="20"/>
               </w:rPr>
-              <w:t xml:space="default">5,924</w:t>
-            </w:r>
-          </w:p>
-        </w:tc>
-        <w:tc>
-          <w:tcPr>
-            <w:tcBorders>
-              <w:top w:val="single" w:space="0" w:color="D3D3D3"/>
-              <w:bottom w:val="single" w:space="0" w:color="D3D3D3"/>
-              <w:start w:val="single" w:space="0" w:color="D3D3D3"/>
-              <w:end w:val="single" w:space="0" w:color="D3D3D3"/>
-            </w:tcBorders>
-          </w:tcPr>
-          <w:p>
-            <w:pPr>
-              <w:spacing w:before="0" w:after="60"/>
-              <w:keepNext/>
-              <w:jc w:val="center"/>
-            </w:pPr>
-            <w:r>
-              <w:rPr>
-                <w:rFonts w:ascii="Calibri" w:hAnsi="Calibri"/>
-                <w:sz w:val="20"/>
-              </w:rPr>
-              <w:t xml:space="default">-5,464, 17,312</w:t>
+              <w:t xml:space="default">5,466</w:t>
+            </w:r>
+          </w:p>
+        </w:tc>
+        <w:tc>
+          <w:tcPr>
+            <w:tcBorders>
+              <w:top w:val="single" w:space="0" w:color="D3D3D3"/>
+              <w:bottom w:val="single" w:space="0" w:color="D3D3D3"/>
+              <w:start w:val="single" w:space="0" w:color="D3D3D3"/>
+              <w:end w:val="single" w:space="0" w:color="D3D3D3"/>
+            </w:tcBorders>
+          </w:tcPr>
+          <w:p>
+            <w:pPr>
+              <w:spacing w:before="0" w:after="60"/>
+              <w:keepNext/>
+              <w:jc w:val="center"/>
+            </w:pPr>
+            <w:r>
+              <w:rPr>
+                <w:rFonts w:ascii="Calibri" w:hAnsi="Calibri"/>
+                <w:sz w:val="20"/>
+              </w:rPr>
+              <w:t xml:space="default">-5,893, 16,826</w:t>
             </w:r>
           </w:p>
         </w:tc>
@@ -17707,31 +16787,31 @@
                 <w:rFonts w:ascii="Calibri" w:hAnsi="Calibri"/>
                 <w:sz w:val="20"/>
               </w:rPr>
-              <w:t xml:space="default">-1,739</w:t>
-            </w:r>
-          </w:p>
-        </w:tc>
-        <w:tc>
-          <w:tcPr>
-            <w:tcBorders>
-              <w:top w:val="single" w:space="0" w:color="D3D3D3"/>
-              <w:bottom w:val="single" w:space="0" w:color="D3D3D3"/>
-              <w:start w:val="single" w:space="0" w:color="D3D3D3"/>
-              <w:end w:val="single" w:space="0" w:color="D3D3D3"/>
-            </w:tcBorders>
-          </w:tcPr>
-          <w:p>
-            <w:pPr>
-              <w:spacing w:before="0" w:after="60"/>
-              <w:keepNext/>
-              <w:jc w:val="center"/>
-            </w:pPr>
-            <w:r>
-              <w:rPr>
-                <w:rFonts w:ascii="Calibri" w:hAnsi="Calibri"/>
-                <w:sz w:val="20"/>
-              </w:rPr>
-              <w:t xml:space="default">-2,030, -1,447</w:t>
+              <w:t xml:space="default">-1,557</w:t>
+            </w:r>
+          </w:p>
+        </w:tc>
+        <w:tc>
+          <w:tcPr>
+            <w:tcBorders>
+              <w:top w:val="single" w:space="0" w:color="D3D3D3"/>
+              <w:bottom w:val="single" w:space="0" w:color="D3D3D3"/>
+              <w:start w:val="single" w:space="0" w:color="D3D3D3"/>
+              <w:end w:val="single" w:space="0" w:color="D3D3D3"/>
+            </w:tcBorders>
+          </w:tcPr>
+          <w:p>
+            <w:pPr>
+              <w:spacing w:before="0" w:after="60"/>
+              <w:keepNext/>
+              <w:jc w:val="center"/>
+            </w:pPr>
+            <w:r>
+              <w:rPr>
+                <w:rFonts w:ascii="Calibri" w:hAnsi="Calibri"/>
+                <w:sz w:val="20"/>
+              </w:rPr>
+              <w:t xml:space="default">-1,813, -1,300</w:t>
             </w:r>
           </w:p>
         </w:tc>
@@ -18010,31 +17090,31 @@
                 <w:rFonts w:ascii="Calibri" w:hAnsi="Calibri"/>
                 <w:sz w:val="20"/>
               </w:rPr>
-              <w:t xml:space="default">-8,856</w:t>
-            </w:r>
-          </w:p>
-        </w:tc>
-        <w:tc>
-          <w:tcPr>
-            <w:tcBorders>
-              <w:top w:val="single" w:space="0" w:color="D3D3D3"/>
-              <w:bottom w:val="single" w:space="0" w:color="D3D3D3"/>
-              <w:start w:val="single" w:space="0" w:color="D3D3D3"/>
-              <w:end w:val="single" w:space="0" w:color="D3D3D3"/>
-            </w:tcBorders>
-          </w:tcPr>
-          <w:p>
-            <w:pPr>
-              <w:spacing w:before="0" w:after="60"/>
-              <w:keepNext/>
-              <w:jc w:val="center"/>
-            </w:pPr>
-            <w:r>
-              <w:rPr>
-                <w:rFonts w:ascii="Calibri" w:hAnsi="Calibri"/>
-                <w:sz w:val="20"/>
-              </w:rPr>
-              <w:t xml:space="default">-12,494, -5,218</w:t>
+              <w:t xml:space="default">-8,198</w:t>
+            </w:r>
+          </w:p>
+        </w:tc>
+        <w:tc>
+          <w:tcPr>
+            <w:tcBorders>
+              <w:top w:val="single" w:space="0" w:color="D3D3D3"/>
+              <w:bottom w:val="single" w:space="0" w:color="D3D3D3"/>
+              <w:start w:val="single" w:space="0" w:color="D3D3D3"/>
+              <w:end w:val="single" w:space="0" w:color="D3D3D3"/>
+            </w:tcBorders>
+          </w:tcPr>
+          <w:p>
+            <w:pPr>
+              <w:spacing w:before="0" w:after="60"/>
+              <w:keepNext/>
+              <w:jc w:val="center"/>
+            </w:pPr>
+            <w:r>
+              <w:rPr>
+                <w:rFonts w:ascii="Calibri" w:hAnsi="Calibri"/>
+                <w:sz w:val="20"/>
+              </w:rPr>
+              <w:t xml:space="default">-11,732, -4,665</w:t>
             </w:r>
           </w:p>
         </w:tc>
@@ -18313,31 +17393,31 @@
                 <w:rFonts w:ascii="Calibri" w:hAnsi="Calibri"/>
                 <w:sz w:val="20"/>
               </w:rPr>
-              <w:t xml:space="default">15,407</w:t>
-            </w:r>
-          </w:p>
-        </w:tc>
-        <w:tc>
-          <w:tcPr>
-            <w:tcBorders>
-              <w:top w:val="single" w:space="0" w:color="D3D3D3"/>
-              <w:bottom w:val="single" w:space="0" w:color="D3D3D3"/>
-              <w:start w:val="single" w:space="0" w:color="D3D3D3"/>
-              <w:end w:val="single" w:space="0" w:color="D3D3D3"/>
-            </w:tcBorders>
-          </w:tcPr>
-          <w:p>
-            <w:pPr>
-              <w:spacing w:before="0" w:after="60"/>
-              <w:keepNext/>
-              <w:jc w:val="center"/>
-            </w:pPr>
-            <w:r>
-              <w:rPr>
-                <w:rFonts w:ascii="Calibri" w:hAnsi="Calibri"/>
-                <w:sz w:val="20"/>
-              </w:rPr>
-              <w:t xml:space="default">8,026, 22,788</w:t>
+              <w:t xml:space="default">14,931</w:t>
+            </w:r>
+          </w:p>
+        </w:tc>
+        <w:tc>
+          <w:tcPr>
+            <w:tcBorders>
+              <w:top w:val="single" w:space="0" w:color="D3D3D3"/>
+              <w:bottom w:val="single" w:space="0" w:color="D3D3D3"/>
+              <w:start w:val="single" w:space="0" w:color="D3D3D3"/>
+              <w:end w:val="single" w:space="0" w:color="D3D3D3"/>
+            </w:tcBorders>
+          </w:tcPr>
+          <w:p>
+            <w:pPr>
+              <w:spacing w:before="0" w:after="60"/>
+              <w:keepNext/>
+              <w:jc w:val="center"/>
+            </w:pPr>
+            <w:r>
+              <w:rPr>
+                <w:rFonts w:ascii="Calibri" w:hAnsi="Calibri"/>
+                <w:sz w:val="20"/>
+              </w:rPr>
+              <w:t xml:space="default">7,630, 22,233</w:t>
             </w:r>
           </w:p>
         </w:tc>
@@ -18414,55 +17494,55 @@
                 <w:rFonts w:ascii="Calibri" w:hAnsi="Calibri"/>
                 <w:sz w:val="20"/>
               </w:rPr>
-              <w:t xml:space="default">-8,210</w:t>
-            </w:r>
-          </w:p>
-        </w:tc>
-        <w:tc>
-          <w:tcPr>
-            <w:tcBorders>
-              <w:top w:val="single" w:space="0" w:color="D3D3D3"/>
-              <w:bottom w:val="single" w:space="0" w:color="D3D3D3"/>
-              <w:start w:val="single" w:space="0" w:color="D3D3D3"/>
-              <w:end w:val="single" w:space="0" w:color="D3D3D3"/>
-            </w:tcBorders>
-          </w:tcPr>
-          <w:p>
-            <w:pPr>
-              <w:spacing w:before="0" w:after="60"/>
-              <w:keepNext/>
-              <w:jc w:val="center"/>
-            </w:pPr>
-            <w:r>
-              <w:rPr>
-                <w:rFonts w:ascii="Calibri" w:hAnsi="Calibri"/>
-                <w:sz w:val="20"/>
-              </w:rPr>
-              <w:t xml:space="default">-14,102, -2,318</w:t>
-            </w:r>
-          </w:p>
-        </w:tc>
-        <w:tc>
-          <w:tcPr>
-            <w:tcBorders>
-              <w:top w:val="single" w:space="0" w:color="D3D3D3"/>
-              <w:bottom w:val="single" w:space="0" w:color="D3D3D3"/>
-              <w:start w:val="single" w:space="0" w:color="D3D3D3"/>
-              <w:end w:val="single" w:space="0" w:color="D3D3D3"/>
-            </w:tcBorders>
-          </w:tcPr>
-          <w:p>
-            <w:pPr>
-              <w:spacing w:before="0" w:after="60"/>
-              <w:keepNext/>
-              <w:jc w:val="center"/>
-            </w:pPr>
-            <w:r>
-              <w:rPr>
-                <w:rFonts w:ascii="Calibri" w:hAnsi="Calibri"/>
-                <w:sz w:val="20"/>
-              </w:rPr>
-              <w:t xml:space="default">0.006</w:t>
+              <w:t xml:space="default">-9,373</w:t>
+            </w:r>
+          </w:p>
+        </w:tc>
+        <w:tc>
+          <w:tcPr>
+            <w:tcBorders>
+              <w:top w:val="single" w:space="0" w:color="D3D3D3"/>
+              <w:bottom w:val="single" w:space="0" w:color="D3D3D3"/>
+              <w:start w:val="single" w:space="0" w:color="D3D3D3"/>
+              <w:end w:val="single" w:space="0" w:color="D3D3D3"/>
+            </w:tcBorders>
+          </w:tcPr>
+          <w:p>
+            <w:pPr>
+              <w:spacing w:before="0" w:after="60"/>
+              <w:keepNext/>
+              <w:jc w:val="center"/>
+            </w:pPr>
+            <w:r>
+              <w:rPr>
+                <w:rFonts w:ascii="Calibri" w:hAnsi="Calibri"/>
+                <w:sz w:val="20"/>
+              </w:rPr>
+              <w:t xml:space="default">-15,224, -3,521</w:t>
+            </w:r>
+          </w:p>
+        </w:tc>
+        <w:tc>
+          <w:tcPr>
+            <w:tcBorders>
+              <w:top w:val="single" w:space="0" w:color="D3D3D3"/>
+              <w:bottom w:val="single" w:space="0" w:color="D3D3D3"/>
+              <w:start w:val="single" w:space="0" w:color="D3D3D3"/>
+              <w:end w:val="single" w:space="0" w:color="D3D3D3"/>
+            </w:tcBorders>
+          </w:tcPr>
+          <w:p>
+            <w:pPr>
+              <w:spacing w:before="0" w:after="60"/>
+              <w:keepNext/>
+              <w:jc w:val="center"/>
+            </w:pPr>
+            <w:r>
+              <w:rPr>
+                <w:rFonts w:ascii="Calibri" w:hAnsi="Calibri"/>
+                <w:sz w:val="20"/>
+              </w:rPr>
+              <w:t xml:space="default">0.002</w:t>
             </w:r>
           </w:p>
         </w:tc>
@@ -18515,31 +17595,31 @@
                 <w:rFonts w:ascii="Calibri" w:hAnsi="Calibri"/>
                 <w:sz w:val="20"/>
               </w:rPr>
-              <w:t xml:space="default">39,587</w:t>
-            </w:r>
-          </w:p>
-        </w:tc>
-        <w:tc>
-          <w:tcPr>
-            <w:tcBorders>
-              <w:top w:val="single" w:space="0" w:color="D3D3D3"/>
-              <w:bottom w:val="single" w:space="0" w:color="D3D3D3"/>
-              <w:start w:val="single" w:space="0" w:color="D3D3D3"/>
-              <w:end w:val="single" w:space="0" w:color="D3D3D3"/>
-            </w:tcBorders>
-          </w:tcPr>
-          <w:p>
-            <w:pPr>
-              <w:spacing w:before="0" w:after="60"/>
-              <w:keepNext/>
-              <w:jc w:val="center"/>
-            </w:pPr>
-            <w:r>
-              <w:rPr>
-                <w:rFonts w:ascii="Calibri" w:hAnsi="Calibri"/>
-                <w:sz w:val="20"/>
-              </w:rPr>
-              <w:t xml:space="default">25,584, 53,591</w:t>
+              <w:t xml:space="default">36,750</w:t>
+            </w:r>
+          </w:p>
+        </w:tc>
+        <w:tc>
+          <w:tcPr>
+            <w:tcBorders>
+              <w:top w:val="single" w:space="0" w:color="D3D3D3"/>
+              <w:bottom w:val="single" w:space="0" w:color="D3D3D3"/>
+              <w:start w:val="single" w:space="0" w:color="D3D3D3"/>
+              <w:end w:val="single" w:space="0" w:color="D3D3D3"/>
+            </w:tcBorders>
+          </w:tcPr>
+          <w:p>
+            <w:pPr>
+              <w:spacing w:before="0" w:after="60"/>
+              <w:keepNext/>
+              <w:jc w:val="center"/>
+            </w:pPr>
+            <w:r>
+              <w:rPr>
+                <w:rFonts w:ascii="Calibri" w:hAnsi="Calibri"/>
+                <w:sz w:val="20"/>
+              </w:rPr>
+              <w:t xml:space="default">23,339, 50,162</w:t>
             </w:r>
           </w:p>
         </w:tc>
@@ -18818,31 +17898,31 @@
                 <w:rFonts w:ascii="Calibri" w:hAnsi="Calibri"/>
                 <w:sz w:val="20"/>
               </w:rPr>
-              <w:t xml:space="default">9,147</w:t>
-            </w:r>
-          </w:p>
-        </w:tc>
-        <w:tc>
-          <w:tcPr>
-            <w:tcBorders>
-              <w:top w:val="single" w:space="0" w:color="D3D3D3"/>
-              <w:bottom w:val="single" w:space="0" w:color="D3D3D3"/>
-              <w:start w:val="single" w:space="0" w:color="D3D3D3"/>
-              <w:end w:val="single" w:space="0" w:color="D3D3D3"/>
-            </w:tcBorders>
-          </w:tcPr>
-          <w:p>
-            <w:pPr>
-              <w:spacing w:before="0" w:after="60"/>
-              <w:keepNext/>
-              <w:jc w:val="center"/>
-            </w:pPr>
-            <w:r>
-              <w:rPr>
-                <w:rFonts w:ascii="Calibri" w:hAnsi="Calibri"/>
-                <w:sz w:val="20"/>
-              </w:rPr>
-              <w:t xml:space="default">5,891, 12,403</w:t>
+              <w:t xml:space="default">8,708</w:t>
+            </w:r>
+          </w:p>
+        </w:tc>
+        <w:tc>
+          <w:tcPr>
+            <w:tcBorders>
+              <w:top w:val="single" w:space="0" w:color="D3D3D3"/>
+              <w:bottom w:val="single" w:space="0" w:color="D3D3D3"/>
+              <w:start w:val="single" w:space="0" w:color="D3D3D3"/>
+              <w:end w:val="single" w:space="0" w:color="D3D3D3"/>
+            </w:tcBorders>
+          </w:tcPr>
+          <w:p>
+            <w:pPr>
+              <w:spacing w:before="0" w:after="60"/>
+              <w:keepNext/>
+              <w:jc w:val="center"/>
+            </w:pPr>
+            <w:r>
+              <w:rPr>
+                <w:rFonts w:ascii="Calibri" w:hAnsi="Calibri"/>
+                <w:sz w:val="20"/>
+              </w:rPr>
+              <w:t xml:space="default">5,472, 11,944</w:t>
             </w:r>
           </w:p>
         </w:tc>
@@ -18919,31 +17999,31 @@
                 <w:rFonts w:ascii="Calibri" w:hAnsi="Calibri"/>
                 <w:sz w:val="20"/>
               </w:rPr>
-              <w:t xml:space="default">18,336</w:t>
-            </w:r>
-          </w:p>
-        </w:tc>
-        <w:tc>
-          <w:tcPr>
-            <w:tcBorders>
-              <w:top w:val="single" w:space="0" w:color="D3D3D3"/>
-              <w:bottom w:val="single" w:space="0" w:color="D3D3D3"/>
-              <w:start w:val="single" w:space="0" w:color="D3D3D3"/>
-              <w:end w:val="single" w:space="0" w:color="D3D3D3"/>
-            </w:tcBorders>
-          </w:tcPr>
-          <w:p>
-            <w:pPr>
-              <w:spacing w:before="0" w:after="60"/>
-              <w:keepNext/>
-              <w:jc w:val="center"/>
-            </w:pPr>
-            <w:r>
-              <w:rPr>
-                <w:rFonts w:ascii="Calibri" w:hAnsi="Calibri"/>
-                <w:sz w:val="20"/>
-              </w:rPr>
-              <w:t xml:space="default">12,969, 23,703</w:t>
+              <w:t xml:space="default">17,589</w:t>
+            </w:r>
+          </w:p>
+        </w:tc>
+        <w:tc>
+          <w:tcPr>
+            <w:tcBorders>
+              <w:top w:val="single" w:space="0" w:color="D3D3D3"/>
+              <w:bottom w:val="single" w:space="0" w:color="D3D3D3"/>
+              <w:start w:val="single" w:space="0" w:color="D3D3D3"/>
+              <w:end w:val="single" w:space="0" w:color="D3D3D3"/>
+            </w:tcBorders>
+          </w:tcPr>
+          <w:p>
+            <w:pPr>
+              <w:spacing w:before="0" w:after="60"/>
+              <w:keepNext/>
+              <w:jc w:val="center"/>
+            </w:pPr>
+            <w:r>
+              <w:rPr>
+                <w:rFonts w:ascii="Calibri" w:hAnsi="Calibri"/>
+                <w:sz w:val="20"/>
+              </w:rPr>
+              <w:t xml:space="default">12,334, 22,844</w:t>
             </w:r>
           </w:p>
         </w:tc>
@@ -19020,31 +18100,31 @@
                 <w:rFonts w:ascii="Calibri" w:hAnsi="Calibri"/>
                 <w:sz w:val="20"/>
               </w:rPr>
-              <w:t xml:space="default">33,849</w:t>
-            </w:r>
-          </w:p>
-        </w:tc>
-        <w:tc>
-          <w:tcPr>
-            <w:tcBorders>
-              <w:top w:val="single" w:space="0" w:color="D3D3D3"/>
-              <w:bottom w:val="single" w:space="0" w:color="D3D3D3"/>
-              <w:start w:val="single" w:space="0" w:color="D3D3D3"/>
-              <w:end w:val="single" w:space="0" w:color="D3D3D3"/>
-            </w:tcBorders>
-          </w:tcPr>
-          <w:p>
-            <w:pPr>
-              <w:spacing w:before="0" w:after="60"/>
-              <w:keepNext/>
-              <w:jc w:val="center"/>
-            </w:pPr>
-            <w:r>
-              <w:rPr>
-                <w:rFonts w:ascii="Calibri" w:hAnsi="Calibri"/>
-                <w:sz w:val="20"/>
-              </w:rPr>
-              <w:t xml:space="default">25,549, 42,149</w:t>
+              <w:t xml:space="default">33,168</w:t>
+            </w:r>
+          </w:p>
+        </w:tc>
+        <w:tc>
+          <w:tcPr>
+            <w:tcBorders>
+              <w:top w:val="single" w:space="0" w:color="D3D3D3"/>
+              <w:bottom w:val="single" w:space="0" w:color="D3D3D3"/>
+              <w:start w:val="single" w:space="0" w:color="D3D3D3"/>
+              <w:end w:val="single" w:space="0" w:color="D3D3D3"/>
+            </w:tcBorders>
+          </w:tcPr>
+          <w:p>
+            <w:pPr>
+              <w:spacing w:before="0" w:after="60"/>
+              <w:keepNext/>
+              <w:jc w:val="center"/>
+            </w:pPr>
+            <w:r>
+              <w:rPr>
+                <w:rFonts w:ascii="Calibri" w:hAnsi="Calibri"/>
+                <w:sz w:val="20"/>
+              </w:rPr>
+              <w:t xml:space="default">24,968, 41,368</w:t>
             </w:r>
           </w:p>
         </w:tc>
@@ -19323,31 +18403,31 @@
                 <w:rFonts w:ascii="Calibri" w:hAnsi="Calibri"/>
                 <w:sz w:val="20"/>
               </w:rPr>
-              <w:t xml:space="default">54,399</w:t>
-            </w:r>
-          </w:p>
-        </w:tc>
-        <w:tc>
-          <w:tcPr>
-            <w:tcBorders>
-              <w:top w:val="single" w:space="0" w:color="D3D3D3"/>
-              <w:bottom w:val="single" w:space="0" w:color="D3D3D3"/>
-              <w:start w:val="single" w:space="0" w:color="D3D3D3"/>
-              <w:end w:val="single" w:space="0" w:color="D3D3D3"/>
-            </w:tcBorders>
-          </w:tcPr>
-          <w:p>
-            <w:pPr>
-              <w:spacing w:before="0" w:after="60"/>
-              <w:keepNext/>
-              <w:jc w:val="center"/>
-            </w:pPr>
-            <w:r>
-              <w:rPr>
-                <w:rFonts w:ascii="Calibri" w:hAnsi="Calibri"/>
-                <w:sz w:val="20"/>
-              </w:rPr>
-              <w:t xml:space="default">44,646, 64,153</w:t>
+              <w:t xml:space="default">53,061</w:t>
+            </w:r>
+          </w:p>
+        </w:tc>
+        <w:tc>
+          <w:tcPr>
+            <w:tcBorders>
+              <w:top w:val="single" w:space="0" w:color="D3D3D3"/>
+              <w:bottom w:val="single" w:space="0" w:color="D3D3D3"/>
+              <w:start w:val="single" w:space="0" w:color="D3D3D3"/>
+              <w:end w:val="single" w:space="0" w:color="D3D3D3"/>
+            </w:tcBorders>
+          </w:tcPr>
+          <w:p>
+            <w:pPr>
+              <w:spacing w:before="0" w:after="60"/>
+              <w:keepNext/>
+              <w:jc w:val="center"/>
+            </w:pPr>
+            <w:r>
+              <w:rPr>
+                <w:rFonts w:ascii="Calibri" w:hAnsi="Calibri"/>
+                <w:sz w:val="20"/>
+              </w:rPr>
+              <w:t xml:space="default">43,626, 62,496</w:t>
             </w:r>
           </w:p>
         </w:tc>
@@ -19424,31 +18504,31 @@
                 <w:rFonts w:ascii="Calibri" w:hAnsi="Calibri"/>
                 <w:sz w:val="20"/>
               </w:rPr>
-              <w:t xml:space="default">12,942</w:t>
-            </w:r>
-          </w:p>
-        </w:tc>
-        <w:tc>
-          <w:tcPr>
-            <w:tcBorders>
-              <w:top w:val="single" w:space="0" w:color="D3D3D3"/>
-              <w:bottom w:val="single" w:space="0" w:color="D3D3D3"/>
-              <w:start w:val="single" w:space="0" w:color="D3D3D3"/>
-              <w:end w:val="single" w:space="0" w:color="D3D3D3"/>
-            </w:tcBorders>
-          </w:tcPr>
-          <w:p>
-            <w:pPr>
-              <w:spacing w:before="0" w:after="60"/>
-              <w:keepNext/>
-              <w:jc w:val="center"/>
-            </w:pPr>
-            <w:r>
-              <w:rPr>
-                <w:rFonts w:ascii="Calibri" w:hAnsi="Calibri"/>
-                <w:sz w:val="20"/>
-              </w:rPr>
-              <w:t xml:space="default">9,036, 16,848</w:t>
+              <w:t xml:space="default">12,197</w:t>
+            </w:r>
+          </w:p>
+        </w:tc>
+        <w:tc>
+          <w:tcPr>
+            <w:tcBorders>
+              <w:top w:val="single" w:space="0" w:color="D3D3D3"/>
+              <w:bottom w:val="single" w:space="0" w:color="D3D3D3"/>
+              <w:start w:val="single" w:space="0" w:color="D3D3D3"/>
+              <w:end w:val="single" w:space="0" w:color="D3D3D3"/>
+            </w:tcBorders>
+          </w:tcPr>
+          <w:p>
+            <w:pPr>
+              <w:spacing w:before="0" w:after="60"/>
+              <w:keepNext/>
+              <w:jc w:val="center"/>
+            </w:pPr>
+            <w:r>
+              <w:rPr>
+                <w:rFonts w:ascii="Calibri" w:hAnsi="Calibri"/>
+                <w:sz w:val="20"/>
+              </w:rPr>
+              <w:t xml:space="default">8,298, 16,096</w:t>
             </w:r>
           </w:p>
         </w:tc>
@@ -19501,309 +18581,6 @@
                 <w:rFonts w:ascii="Calibri" w:hAnsi="Calibri"/>
                 <w:sz w:val="20"/>
               </w:rPr>
-              <w:t xml:space="default">Discharged to Non-Home Setting</w:t>
-            </w:r>
-          </w:p>
-        </w:tc>
-        <w:tc>
-          <w:tcPr>
-            <w:tcBorders>
-              <w:top w:val="single" w:space="0" w:color="D3D3D3"/>
-              <w:bottom w:val="single" w:space="0" w:color="D3D3D3"/>
-              <w:start w:val="single" w:space="0" w:color="D3D3D3"/>
-              <w:end w:val="single" w:space="0" w:color="D3D3D3"/>
-            </w:tcBorders>
-          </w:tcPr>
-          <w:p>
-            <w:pPr>
-              <w:spacing w:before="0" w:after="60"/>
-              <w:keepNext/>
-              <w:jc w:val="center"/>
-            </w:pPr>
-            <w:r>
-              <w:rPr>
-                <w:rFonts w:ascii="Calibri" w:hAnsi="Calibri"/>
-                <w:sz w:val="20"/>
-              </w:rPr>
-              <w:t xml:space="default"/>
-            </w:r>
-          </w:p>
-        </w:tc>
-        <w:tc>
-          <w:tcPr>
-            <w:tcBorders>
-              <w:top w:val="single" w:space="0" w:color="D3D3D3"/>
-              <w:bottom w:val="single" w:space="0" w:color="D3D3D3"/>
-              <w:start w:val="single" w:space="0" w:color="D3D3D3"/>
-              <w:end w:val="single" w:space="0" w:color="D3D3D3"/>
-            </w:tcBorders>
-          </w:tcPr>
-          <w:p>
-            <w:pPr>
-              <w:spacing w:before="0" w:after="60"/>
-              <w:keepNext/>
-              <w:jc w:val="center"/>
-            </w:pPr>
-            <w:r>
-              <w:rPr>
-                <w:rFonts w:ascii="Calibri" w:hAnsi="Calibri"/>
-                <w:sz w:val="20"/>
-              </w:rPr>
-              <w:t xml:space="default"/>
-            </w:r>
-          </w:p>
-        </w:tc>
-        <w:tc>
-          <w:tcPr>
-            <w:tcBorders>
-              <w:top w:val="single" w:space="0" w:color="D3D3D3"/>
-              <w:bottom w:val="single" w:space="0" w:color="D3D3D3"/>
-              <w:start w:val="single" w:space="0" w:color="D3D3D3"/>
-              <w:end w:val="single" w:space="0" w:color="D3D3D3"/>
-            </w:tcBorders>
-          </w:tcPr>
-          <w:p>
-            <w:pPr>
-              <w:spacing w:before="0" w:after="60"/>
-              <w:keepNext/>
-              <w:jc w:val="center"/>
-            </w:pPr>
-            <w:r>
-              <w:rPr>
-                <w:rFonts w:ascii="Calibri" w:hAnsi="Calibri"/>
-                <w:sz w:val="20"/>
-              </w:rPr>
-              <w:t xml:space="default"/>
-            </w:r>
-          </w:p>
-        </w:tc>
-      </w:tr>
-      <w:tr>
-        <w:trPr>
-          <w:cantSplit/>
-        </w:trPr>
-        <w:tc>
-          <w:tcPr>
-            <w:tcBorders>
-              <w:top w:val="single" w:space="0" w:color="D3D3D3"/>
-              <w:bottom w:val="single" w:space="0" w:color="D3D3D3"/>
-              <w:start w:val="single" w:space="0" w:color="D3D3D3"/>
-              <w:end w:val="single" w:space="0" w:color="D3D3D3"/>
-            </w:tcBorders>
-          </w:tcPr>
-          <w:p>
-            <w:pPr>
-              <w:spacing w:before="0" w:after="60"/>
-              <w:keepNext/>
-              <w:jc w:val="start"/>
-            </w:pPr>
-            <w:r>
-              <w:rPr>
-                <w:rFonts w:ascii="Calibri" w:hAnsi="Calibri"/>
-                <w:sz w:val="20"/>
-              </w:rPr>
-              <w:t xml:space="default">    No</w:t>
-            </w:r>
-          </w:p>
-        </w:tc>
-        <w:tc>
-          <w:tcPr>
-            <w:tcBorders>
-              <w:top w:val="single" w:space="0" w:color="D3D3D3"/>
-              <w:bottom w:val="single" w:space="0" w:color="D3D3D3"/>
-              <w:start w:val="single" w:space="0" w:color="D3D3D3"/>
-              <w:end w:val="single" w:space="0" w:color="D3D3D3"/>
-            </w:tcBorders>
-          </w:tcPr>
-          <w:p>
-            <w:pPr>
-              <w:spacing w:before="0" w:after="60"/>
-              <w:keepNext/>
-              <w:jc w:val="center"/>
-            </w:pPr>
-            <w:r>
-              <w:rPr>
-                <w:rFonts w:ascii="Calibri" w:hAnsi="Calibri"/>
-                <w:sz w:val="20"/>
-              </w:rPr>
-              <w:t xml:space="default">—</w:t>
-            </w:r>
-          </w:p>
-        </w:tc>
-        <w:tc>
-          <w:tcPr>
-            <w:tcBorders>
-              <w:top w:val="single" w:space="0" w:color="D3D3D3"/>
-              <w:bottom w:val="single" w:space="0" w:color="D3D3D3"/>
-              <w:start w:val="single" w:space="0" w:color="D3D3D3"/>
-              <w:end w:val="single" w:space="0" w:color="D3D3D3"/>
-            </w:tcBorders>
-          </w:tcPr>
-          <w:p>
-            <w:pPr>
-              <w:spacing w:before="0" w:after="60"/>
-              <w:keepNext/>
-              <w:jc w:val="center"/>
-            </w:pPr>
-            <w:r>
-              <w:rPr>
-                <w:rFonts w:ascii="Calibri" w:hAnsi="Calibri"/>
-                <w:sz w:val="20"/>
-              </w:rPr>
-              <w:t xml:space="default">—</w:t>
-            </w:r>
-          </w:p>
-        </w:tc>
-        <w:tc>
-          <w:tcPr>
-            <w:tcBorders>
-              <w:top w:val="single" w:space="0" w:color="D3D3D3"/>
-              <w:bottom w:val="single" w:space="0" w:color="D3D3D3"/>
-              <w:start w:val="single" w:space="0" w:color="D3D3D3"/>
-              <w:end w:val="single" w:space="0" w:color="D3D3D3"/>
-            </w:tcBorders>
-          </w:tcPr>
-          <w:p>
-            <w:pPr>
-              <w:spacing w:before="0" w:after="60"/>
-              <w:keepNext/>
-              <w:jc w:val="center"/>
-            </w:pPr>
-            <w:r>
-              <w:rPr>
-                <w:rFonts w:ascii="Calibri" w:hAnsi="Calibri"/>
-                <w:sz w:val="20"/>
-              </w:rPr>
-              <w:t xml:space="default"/>
-            </w:r>
-          </w:p>
-        </w:tc>
-      </w:tr>
-      <w:tr>
-        <w:trPr>
-          <w:cantSplit/>
-        </w:trPr>
-        <w:tc>
-          <w:tcPr>
-            <w:tcBorders>
-              <w:top w:val="single" w:space="0" w:color="D3D3D3"/>
-              <w:bottom w:val="single" w:space="0" w:color="D3D3D3"/>
-              <w:start w:val="single" w:space="0" w:color="D3D3D3"/>
-              <w:end w:val="single" w:space="0" w:color="D3D3D3"/>
-            </w:tcBorders>
-          </w:tcPr>
-          <w:p>
-            <w:pPr>
-              <w:spacing w:before="0" w:after="60"/>
-              <w:keepNext/>
-              <w:jc w:val="start"/>
-            </w:pPr>
-            <w:r>
-              <w:rPr>
-                <w:rFonts w:ascii="Calibri" w:hAnsi="Calibri"/>
-                <w:sz w:val="20"/>
-              </w:rPr>
-              <w:t xml:space="default">    Yes</w:t>
-            </w:r>
-          </w:p>
-        </w:tc>
-        <w:tc>
-          <w:tcPr>
-            <w:tcBorders>
-              <w:top w:val="single" w:space="0" w:color="D3D3D3"/>
-              <w:bottom w:val="single" w:space="0" w:color="D3D3D3"/>
-              <w:start w:val="single" w:space="0" w:color="D3D3D3"/>
-              <w:end w:val="single" w:space="0" w:color="D3D3D3"/>
-            </w:tcBorders>
-          </w:tcPr>
-          <w:p>
-            <w:pPr>
-              <w:spacing w:before="0" w:after="60"/>
-              <w:keepNext/>
-              <w:jc w:val="center"/>
-            </w:pPr>
-            <w:r>
-              <w:rPr>
-                <w:rFonts w:ascii="Calibri" w:hAnsi="Calibri"/>
-                <w:sz w:val="20"/>
-              </w:rPr>
-              <w:t xml:space="default">43,953</w:t>
-            </w:r>
-          </w:p>
-        </w:tc>
-        <w:tc>
-          <w:tcPr>
-            <w:tcBorders>
-              <w:top w:val="single" w:space="0" w:color="D3D3D3"/>
-              <w:bottom w:val="single" w:space="0" w:color="D3D3D3"/>
-              <w:start w:val="single" w:space="0" w:color="D3D3D3"/>
-              <w:end w:val="single" w:space="0" w:color="D3D3D3"/>
-            </w:tcBorders>
-          </w:tcPr>
-          <w:p>
-            <w:pPr>
-              <w:spacing w:before="0" w:after="60"/>
-              <w:keepNext/>
-              <w:jc w:val="center"/>
-            </w:pPr>
-            <w:r>
-              <w:rPr>
-                <w:rFonts w:ascii="Calibri" w:hAnsi="Calibri"/>
-                <w:sz w:val="20"/>
-              </w:rPr>
-              <w:t xml:space="default">32,698, 55,207</w:t>
-            </w:r>
-          </w:p>
-        </w:tc>
-        <w:tc>
-          <w:tcPr>
-            <w:tcBorders>
-              <w:top w:val="single" w:space="0" w:color="D3D3D3"/>
-              <w:bottom w:val="single" w:space="0" w:color="D3D3D3"/>
-              <w:start w:val="single" w:space="0" w:color="D3D3D3"/>
-              <w:end w:val="single" w:space="0" w:color="D3D3D3"/>
-            </w:tcBorders>
-          </w:tcPr>
-          <w:p>
-            <w:pPr>
-              <w:spacing w:before="0" w:after="60"/>
-              <w:keepNext/>
-              <w:jc w:val="center"/>
-            </w:pPr>
-            <w:r>
-              <w:rPr>
-                <w:rFonts w:ascii="Calibri" w:hAnsi="Calibri"/>
-                <w:sz w:val="20"/>
-              </w:rPr>
-              <w:t xml:space="default">&lt;0.001</w:t>
-            </w:r>
-          </w:p>
-        </w:tc>
-      </w:tr>
-      <w:tr>
-        <w:trPr>
-          <w:cantSplit/>
-        </w:trPr>
-        <w:tc>
-          <w:tcPr>
-            <w:tcBorders>
-              <w:top w:val="single" w:space="0" w:color="D3D3D3"/>
-              <w:bottom w:val="single" w:space="0" w:color="D3D3D3"/>
-              <w:start w:val="single" w:space="0" w:color="D3D3D3"/>
-              <w:end w:val="single" w:space="0" w:color="D3D3D3"/>
-            </w:tcBorders>
-          </w:tcPr>
-          <w:p>
-            <w:pPr>
-              <w:spacing w:before="0" w:after="60"/>
-              <w:keepNext/>
-              <w:jc w:val="start"/>
-            </w:pPr>
-            <w:r>
-              <w:rPr>
-                <w:rFonts w:ascii="Calibri" w:hAnsi="Calibri"/>
-                <w:sz w:val="20"/>
-              </w:rPr>
               <w:t xml:space="default">Charlson's comorbidity index</w:t>
             </w:r>
           </w:p>
@@ -19828,31 +18605,31 @@
                 <w:rFonts w:ascii="Calibri" w:hAnsi="Calibri"/>
                 <w:sz w:val="20"/>
               </w:rPr>
-              <w:t xml:space="default">5,473</w:t>
-            </w:r>
-          </w:p>
-        </w:tc>
-        <w:tc>
-          <w:tcPr>
-            <w:tcBorders>
-              <w:top w:val="single" w:space="0" w:color="D3D3D3"/>
-              <w:bottom w:val="single" w:space="0" w:color="D3D3D3"/>
-              <w:start w:val="single" w:space="0" w:color="D3D3D3"/>
-              <w:end w:val="single" w:space="0" w:color="D3D3D3"/>
-            </w:tcBorders>
-          </w:tcPr>
-          <w:p>
-            <w:pPr>
-              <w:spacing w:before="0" w:after="60"/>
-              <w:keepNext/>
-              <w:jc w:val="center"/>
-            </w:pPr>
-            <w:r>
-              <w:rPr>
-                <w:rFonts w:ascii="Calibri" w:hAnsi="Calibri"/>
-                <w:sz w:val="20"/>
-              </w:rPr>
-              <w:t xml:space="default">4,513, 6,432</w:t>
+              <w:t xml:space="default">5,817</w:t>
+            </w:r>
+          </w:p>
+        </w:tc>
+        <w:tc>
+          <w:tcPr>
+            <w:tcBorders>
+              <w:top w:val="single" w:space="0" w:color="D3D3D3"/>
+              <w:bottom w:val="single" w:space="0" w:color="D3D3D3"/>
+              <w:start w:val="single" w:space="0" w:color="D3D3D3"/>
+              <w:end w:val="single" w:space="0" w:color="D3D3D3"/>
+            </w:tcBorders>
+          </w:tcPr>
+          <w:p>
+            <w:pPr>
+              <w:spacing w:before="0" w:after="60"/>
+              <w:keepNext/>
+              <w:jc w:val="center"/>
+            </w:pPr>
+            <w:r>
+              <w:rPr>
+                <w:rFonts w:ascii="Calibri" w:hAnsi="Calibri"/>
+                <w:sz w:val="20"/>
+              </w:rPr>
+              <w:t xml:space="default">4,831, 6,804</w:t>
             </w:r>
           </w:p>
         </w:tc>
